--- a/docs/customer/new-domains/ModuPorter-Native-Documentation-EN-0.3.0.docx
+++ b/docs/customer/new-domains/ModuPorter-Native-Documentation-EN-0.3.0.docx
@@ -11,11 +11,13 @@
       </w:r>
     </w:p>
     <w:p>
+      <w:pPr/>
       <w:r>
         <w:t>Version 0.3.0 | 11 October 2026 | KAOURI INNOVATECH</w:t>
       </w:r>
     </w:p>
     <w:p>
+      <w:pPr/>
       <w:r>
         <w:t>This edition replaces the staging drafts from 0.1.0. Documented structures read native SAP system tables through Basic, Composite and Consumption views. Target comparison views also read native tables. The pack is incomplete and has not been verified in SAP.</w:t>
       </w:r>
@@ -27,31 +29,23 @@
         <w:tblLook w:firstColumn="1" w:firstRow="1" w:lastColumn="0" w:lastRow="0" w:noHBand="0" w:noVBand="1" w:val="04A0"/>
       </w:tblPr>
       <w:tblGrid>
-        <w:gridCol w:w="3288"/>
-        <w:gridCol w:w="3288"/>
-        <w:gridCol w:w="3288"/>
+        <w:gridCol w:w="3289"/>
+        <w:gridCol w:w="3289"/>
+        <w:gridCol w:w="3289"/>
       </w:tblGrid>
       <w:tr>
         <w:trPr>
+          <w:cantSplit/>
           <w:tblHeader/>
-          <w:cantSplit/>
         </w:trPr>
         <w:tc>
           <w:tcPr>
-            <w:tcW w:type="dxa" w:w="3288"/>
-            <w:tcBorders>
-              <w:top w:val="single" w:sz="4" w:color="D9D9D9"/>
-              <w:left w:val="single" w:sz="4" w:color="D9D9D9"/>
-              <w:bottom w:val="single" w:sz="4" w:color="D9D9D9"/>
-              <w:right w:val="single" w:sz="4" w:color="D9D9D9"/>
-              <w:insideH w:val="single" w:sz="4" w:color="D9D9D9"/>
-              <w:insideV w:val="single" w:sz="4" w:color="D9D9D9"/>
-            </w:tcBorders>
+            <w:tcW w:type="dxa" w:w="3402"/>
             <w:shd w:fill="273D50"/>
           </w:tcPr>
           <w:p>
             <w:pPr>
-              <w:spacing w:after="80" w:before="80"/>
+              <w:spacing w:before="80" w:after="80"/>
             </w:pPr>
             <w:r>
               <w:rPr>
@@ -65,20 +59,12 @@
         </w:tc>
         <w:tc>
           <w:tcPr>
-            <w:tcW w:type="dxa" w:w="3288"/>
-            <w:tcBorders>
-              <w:top w:val="single" w:sz="4" w:color="D9D9D9"/>
-              <w:left w:val="single" w:sz="4" w:color="D9D9D9"/>
-              <w:bottom w:val="single" w:sz="4" w:color="D9D9D9"/>
-              <w:right w:val="single" w:sz="4" w:color="D9D9D9"/>
-              <w:insideH w:val="single" w:sz="4" w:color="D9D9D9"/>
-              <w:insideV w:val="single" w:sz="4" w:color="D9D9D9"/>
-            </w:tcBorders>
+            <w:tcW w:type="dxa" w:w="3231"/>
             <w:shd w:fill="273D50"/>
           </w:tcPr>
           <w:p>
             <w:pPr>
-              <w:spacing w:after="80" w:before="80"/>
+              <w:spacing w:before="80" w:after="80"/>
             </w:pPr>
             <w:r>
               <w:rPr>
@@ -92,20 +78,12 @@
         </w:tc>
         <w:tc>
           <w:tcPr>
-            <w:tcW w:type="dxa" w:w="3288"/>
-            <w:tcBorders>
-              <w:top w:val="single" w:sz="4" w:color="D9D9D9"/>
-              <w:left w:val="single" w:sz="4" w:color="D9D9D9"/>
-              <w:bottom w:val="single" w:sz="4" w:color="D9D9D9"/>
-              <w:right w:val="single" w:sz="4" w:color="D9D9D9"/>
-              <w:insideH w:val="single" w:sz="4" w:color="D9D9D9"/>
-              <w:insideV w:val="single" w:sz="4" w:color="D9D9D9"/>
-            </w:tcBorders>
+            <w:tcW w:type="dxa" w:w="3231"/>
             <w:shd w:fill="273D50"/>
           </w:tcPr>
           <w:p>
             <w:pPr>
-              <w:spacing w:after="80" w:before="80"/>
+              <w:spacing w:before="80" w:after="80"/>
             </w:pPr>
             <w:r>
               <w:rPr>
@@ -124,20 +102,12 @@
         </w:trPr>
         <w:tc>
           <w:tcPr>
-            <w:tcW w:type="dxa" w:w="3288"/>
-            <w:tcBorders>
-              <w:top w:val="single" w:sz="4" w:color="D9D9D9"/>
-              <w:left w:val="single" w:sz="4" w:color="D9D9D9"/>
-              <w:bottom w:val="single" w:sz="4" w:color="D9D9D9"/>
-              <w:right w:val="single" w:sz="4" w:color="D9D9D9"/>
-              <w:insideH w:val="single" w:sz="4" w:color="D9D9D9"/>
-              <w:insideV w:val="single" w:sz="4" w:color="D9D9D9"/>
-            </w:tcBorders>
+            <w:tcW w:type="dxa" w:w="3402"/>
             <w:shd w:fill="F2F5F7"/>
           </w:tcPr>
           <w:p>
             <w:pPr>
-              <w:spacing w:after="80" w:before="80"/>
+              <w:spacing w:before="80" w:after="80"/>
             </w:pPr>
             <w:r>
               <w:rPr>
@@ -151,20 +121,12 @@
         </w:tc>
         <w:tc>
           <w:tcPr>
-            <w:tcW w:type="dxa" w:w="3288"/>
-            <w:tcBorders>
-              <w:top w:val="single" w:sz="4" w:color="D9D9D9"/>
-              <w:left w:val="single" w:sz="4" w:color="D9D9D9"/>
-              <w:bottom w:val="single" w:sz="4" w:color="D9D9D9"/>
-              <w:right w:val="single" w:sz="4" w:color="D9D9D9"/>
-              <w:insideH w:val="single" w:sz="4" w:color="D9D9D9"/>
-              <w:insideV w:val="single" w:sz="4" w:color="D9D9D9"/>
-            </w:tcBorders>
+            <w:tcW w:type="dxa" w:w="3231"/>
             <w:shd w:fill="F2F5F7"/>
           </w:tcPr>
           <w:p>
             <w:pPr>
-              <w:spacing w:after="80" w:before="80"/>
+              <w:spacing w:before="80" w:after="80"/>
             </w:pPr>
             <w:r>
               <w:rPr>
@@ -178,20 +140,12 @@
         </w:tc>
         <w:tc>
           <w:tcPr>
-            <w:tcW w:type="dxa" w:w="3288"/>
-            <w:tcBorders>
-              <w:top w:val="single" w:sz="4" w:color="D9D9D9"/>
-              <w:left w:val="single" w:sz="4" w:color="D9D9D9"/>
-              <w:bottom w:val="single" w:sz="4" w:color="D9D9D9"/>
-              <w:right w:val="single" w:sz="4" w:color="D9D9D9"/>
-              <w:insideH w:val="single" w:sz="4" w:color="D9D9D9"/>
-              <w:insideV w:val="single" w:sz="4" w:color="D9D9D9"/>
-            </w:tcBorders>
+            <w:tcW w:type="dxa" w:w="3231"/>
             <w:shd w:fill="F2F5F7"/>
           </w:tcPr>
           <w:p>
             <w:pPr>
-              <w:spacing w:after="80" w:before="80"/>
+              <w:spacing w:before="80" w:after="80"/>
             </w:pPr>
             <w:r>
               <w:rPr>
@@ -210,20 +164,12 @@
         </w:trPr>
         <w:tc>
           <w:tcPr>
-            <w:tcW w:type="dxa" w:w="3288"/>
-            <w:tcBorders>
-              <w:top w:val="single" w:sz="4" w:color="D9D9D9"/>
-              <w:left w:val="single" w:sz="4" w:color="D9D9D9"/>
-              <w:bottom w:val="single" w:sz="4" w:color="D9D9D9"/>
-              <w:right w:val="single" w:sz="4" w:color="D9D9D9"/>
-              <w:insideH w:val="single" w:sz="4" w:color="D9D9D9"/>
-              <w:insideV w:val="single" w:sz="4" w:color="D9D9D9"/>
-            </w:tcBorders>
+            <w:tcW w:type="dxa" w:w="3402"/>
             <w:shd w:fill="FFFFFF"/>
           </w:tcPr>
           <w:p>
             <w:pPr>
-              <w:spacing w:after="80" w:before="80"/>
+              <w:spacing w:before="80" w:after="80"/>
             </w:pPr>
             <w:r>
               <w:rPr>
@@ -237,20 +183,12 @@
         </w:tc>
         <w:tc>
           <w:tcPr>
-            <w:tcW w:type="dxa" w:w="3288"/>
-            <w:tcBorders>
-              <w:top w:val="single" w:sz="4" w:color="D9D9D9"/>
-              <w:left w:val="single" w:sz="4" w:color="D9D9D9"/>
-              <w:bottom w:val="single" w:sz="4" w:color="D9D9D9"/>
-              <w:right w:val="single" w:sz="4" w:color="D9D9D9"/>
-              <w:insideH w:val="single" w:sz="4" w:color="D9D9D9"/>
-              <w:insideV w:val="single" w:sz="4" w:color="D9D9D9"/>
-            </w:tcBorders>
+            <w:tcW w:type="dxa" w:w="3231"/>
             <w:shd w:fill="FFFFFF"/>
           </w:tcPr>
           <w:p>
             <w:pPr>
-              <w:spacing w:after="80" w:before="80"/>
+              <w:spacing w:before="80" w:after="80"/>
             </w:pPr>
             <w:r>
               <w:rPr>
@@ -264,20 +202,12 @@
         </w:tc>
         <w:tc>
           <w:tcPr>
-            <w:tcW w:type="dxa" w:w="3288"/>
-            <w:tcBorders>
-              <w:top w:val="single" w:sz="4" w:color="D9D9D9"/>
-              <w:left w:val="single" w:sz="4" w:color="D9D9D9"/>
-              <w:bottom w:val="single" w:sz="4" w:color="D9D9D9"/>
-              <w:right w:val="single" w:sz="4" w:color="D9D9D9"/>
-              <w:insideH w:val="single" w:sz="4" w:color="D9D9D9"/>
-              <w:insideV w:val="single" w:sz="4" w:color="D9D9D9"/>
-            </w:tcBorders>
+            <w:tcW w:type="dxa" w:w="3231"/>
             <w:shd w:fill="FFFFFF"/>
           </w:tcPr>
           <w:p>
             <w:pPr>
-              <w:spacing w:after="80" w:before="80"/>
+              <w:spacing w:before="80" w:after="80"/>
             </w:pPr>
             <w:r>
               <w:rPr>
@@ -296,20 +226,12 @@
         </w:trPr>
         <w:tc>
           <w:tcPr>
-            <w:tcW w:type="dxa" w:w="3288"/>
-            <w:tcBorders>
-              <w:top w:val="single" w:sz="4" w:color="D9D9D9"/>
-              <w:left w:val="single" w:sz="4" w:color="D9D9D9"/>
-              <w:bottom w:val="single" w:sz="4" w:color="D9D9D9"/>
-              <w:right w:val="single" w:sz="4" w:color="D9D9D9"/>
-              <w:insideH w:val="single" w:sz="4" w:color="D9D9D9"/>
-              <w:insideV w:val="single" w:sz="4" w:color="D9D9D9"/>
-            </w:tcBorders>
+            <w:tcW w:type="dxa" w:w="3402"/>
             <w:shd w:fill="F2F5F7"/>
           </w:tcPr>
           <w:p>
             <w:pPr>
-              <w:spacing w:after="80" w:before="80"/>
+              <w:spacing w:before="80" w:after="80"/>
             </w:pPr>
             <w:r>
               <w:rPr>
@@ -323,20 +245,12 @@
         </w:tc>
         <w:tc>
           <w:tcPr>
-            <w:tcW w:type="dxa" w:w="3288"/>
-            <w:tcBorders>
-              <w:top w:val="single" w:sz="4" w:color="D9D9D9"/>
-              <w:left w:val="single" w:sz="4" w:color="D9D9D9"/>
-              <w:bottom w:val="single" w:sz="4" w:color="D9D9D9"/>
-              <w:right w:val="single" w:sz="4" w:color="D9D9D9"/>
-              <w:insideH w:val="single" w:sz="4" w:color="D9D9D9"/>
-              <w:insideV w:val="single" w:sz="4" w:color="D9D9D9"/>
-            </w:tcBorders>
+            <w:tcW w:type="dxa" w:w="3231"/>
             <w:shd w:fill="F2F5F7"/>
           </w:tcPr>
           <w:p>
             <w:pPr>
-              <w:spacing w:after="80" w:before="80"/>
+              <w:spacing w:before="80" w:after="80"/>
             </w:pPr>
             <w:r>
               <w:rPr>
@@ -350,20 +264,12 @@
         </w:tc>
         <w:tc>
           <w:tcPr>
-            <w:tcW w:type="dxa" w:w="3288"/>
-            <w:tcBorders>
-              <w:top w:val="single" w:sz="4" w:color="D9D9D9"/>
-              <w:left w:val="single" w:sz="4" w:color="D9D9D9"/>
-              <w:bottom w:val="single" w:sz="4" w:color="D9D9D9"/>
-              <w:right w:val="single" w:sz="4" w:color="D9D9D9"/>
-              <w:insideH w:val="single" w:sz="4" w:color="D9D9D9"/>
-              <w:insideV w:val="single" w:sz="4" w:color="D9D9D9"/>
-            </w:tcBorders>
+            <w:tcW w:type="dxa" w:w="3231"/>
             <w:shd w:fill="F2F5F7"/>
           </w:tcPr>
           <w:p>
             <w:pPr>
-              <w:spacing w:after="80" w:before="80"/>
+              <w:spacing w:before="80" w:after="80"/>
             </w:pPr>
             <w:r>
               <w:rPr>
@@ -382,20 +288,12 @@
         </w:trPr>
         <w:tc>
           <w:tcPr>
-            <w:tcW w:type="dxa" w:w="3288"/>
-            <w:tcBorders>
-              <w:top w:val="single" w:sz="4" w:color="D9D9D9"/>
-              <w:left w:val="single" w:sz="4" w:color="D9D9D9"/>
-              <w:bottom w:val="single" w:sz="4" w:color="D9D9D9"/>
-              <w:right w:val="single" w:sz="4" w:color="D9D9D9"/>
-              <w:insideH w:val="single" w:sz="4" w:color="D9D9D9"/>
-              <w:insideV w:val="single" w:sz="4" w:color="D9D9D9"/>
-            </w:tcBorders>
+            <w:tcW w:type="dxa" w:w="3402"/>
             <w:shd w:fill="FFFFFF"/>
           </w:tcPr>
           <w:p>
             <w:pPr>
-              <w:spacing w:after="80" w:before="80"/>
+              <w:spacing w:before="80" w:after="80"/>
             </w:pPr>
             <w:r>
               <w:rPr>
@@ -409,20 +307,12 @@
         </w:tc>
         <w:tc>
           <w:tcPr>
-            <w:tcW w:type="dxa" w:w="3288"/>
-            <w:tcBorders>
-              <w:top w:val="single" w:sz="4" w:color="D9D9D9"/>
-              <w:left w:val="single" w:sz="4" w:color="D9D9D9"/>
-              <w:bottom w:val="single" w:sz="4" w:color="D9D9D9"/>
-              <w:right w:val="single" w:sz="4" w:color="D9D9D9"/>
-              <w:insideH w:val="single" w:sz="4" w:color="D9D9D9"/>
-              <w:insideV w:val="single" w:sz="4" w:color="D9D9D9"/>
-            </w:tcBorders>
+            <w:tcW w:type="dxa" w:w="3231"/>
             <w:shd w:fill="FFFFFF"/>
           </w:tcPr>
           <w:p>
             <w:pPr>
-              <w:spacing w:after="80" w:before="80"/>
+              <w:spacing w:before="80" w:after="80"/>
             </w:pPr>
             <w:r>
               <w:rPr>
@@ -436,20 +326,12 @@
         </w:tc>
         <w:tc>
           <w:tcPr>
-            <w:tcW w:type="dxa" w:w="3288"/>
-            <w:tcBorders>
-              <w:top w:val="single" w:sz="4" w:color="D9D9D9"/>
-              <w:left w:val="single" w:sz="4" w:color="D9D9D9"/>
-              <w:bottom w:val="single" w:sz="4" w:color="D9D9D9"/>
-              <w:right w:val="single" w:sz="4" w:color="D9D9D9"/>
-              <w:insideH w:val="single" w:sz="4" w:color="D9D9D9"/>
-              <w:insideV w:val="single" w:sz="4" w:color="D9D9D9"/>
-            </w:tcBorders>
+            <w:tcW w:type="dxa" w:w="3231"/>
             <w:shd w:fill="FFFFFF"/>
           </w:tcPr>
           <w:p>
             <w:pPr>
-              <w:spacing w:after="80" w:before="80"/>
+              <w:spacing w:before="80" w:after="80"/>
             </w:pPr>
             <w:r>
               <w:rPr>
@@ -465,6 +347,7 @@
     </w:tbl>
     <w:p/>
     <w:p>
+      <w:pPr/>
       <w:r>
         <w:t>There are 27 native structure drafts and 45 pending structures in the existing 32-module plan. Native drafts also have missing payload; Native-Coverage.csv and the product manuals list the details. The 140 CDS objects contain no customer staging tables or write loaders.</w:t>
       </w:r>
@@ -478,11 +361,13 @@
       </w:r>
     </w:p>
     <w:p>
+      <w:pPr/>
       <w:r>
-        <w:t>/SCWM/LAGP → ZWMX_I_StorageBinData → ZWMX_I_StorageBin → ZWMX_C_StorageBinMig</w:t>
+        <w:t>/SCWM/LAGP → ZWMX_B_StorageBinData → ZWMX_I_StorageBin → ZWMX_C_StorageBinMig</w:t>
       </w:r>
     </w:p>
     <w:p>
+      <w:pPr/>
       <w:r>
         <w:t>Basic preserves native fields and keys. Composite exposes the same records with business column names. Consumption provides the documented export structure. No extra Z staging table is required.</w:t>
       </w:r>
@@ -496,6 +381,7 @@
       </w:r>
     </w:p>
     <w:p>
+      <w:pPr/>
       <w:r>
         <w:t>Public SAP sources document tables and field usage. They do not confirm complete DDIC keys or release compatibility in the customer system. Activation, authorization and business completeness remain unverified. No posting adapter is included.</w:t>
       </w:r>
@@ -514,46 +400,55 @@
       </w:r>
     </w:p>
     <w:p>
+      <w:pPr/>
       <w:r>
         <w:t>1. Confirm application and release. EWM is distinct from LE-WM; classic EHS specifications are distinct from modern EHSM incidents. Native tables must exist.</w:t>
       </w:r>
     </w:p>
     <w:p>
+      <w:pPr/>
       <w:r>
         <w:t>2. Verify every field and the complete keys in SE11/ADT. Use the native read helper to export actual DDIC metadata; run migration_ddic.py against the .fields.csv.</w:t>
       </w:r>
     </w:p>
     <w:p>
+      <w:pPr/>
       <w:r>
         <w:t>3. Import source and target ZIPs separately. Follow ACTIVATION_ORDER.txt. Source uses classic CDS; target uses view entities. Confirm key and release assumptions before activation.</w:t>
       </w:r>
     </w:p>
     <w:p>
+      <w:pPr/>
       <w:r>
         <w:t>4. Test permitted and restricted users and client isolation. No DCL is supplied. S_TABU_NAM in the report does not automatically protect every CDS consumer.</w:t>
       </w:r>
     </w:p>
     <w:p>
+      <w:pPr/>
       <w:r>
         <w:t>5. Export consumption rows with CDS aliases. Record system, client, export time and population separately. The table helper exports raw columns without consumption filters.</w:t>
       </w:r>
     </w:p>
     <w:p>
+      <w:pPr/>
       <w:r>
         <w:t>6. Fill customer/selection with approved complete keys. Run migration_run.py with customer/customer-cohort-project.json. Empty selections yield zero rows.</w:t>
       </w:r>
     </w:p>
     <w:p>
+      <w:pPr/>
       <w:r>
         <w:t>7. Export the same target population. Map changed numbers and regenerated UUIDs before comparison and retain the mapping ledger. Use migration_prepare.py compare.</w:t>
       </w:r>
     </w:p>
     <w:p>
+      <w:pPr/>
       <w:r>
         <w:t>8. Approve status, cutover, parent/child relationships and missing payload. Preserve EHS change states; confirm TM categories and case types. Count views count broad candidate populations.</w:t>
       </w:r>
     </w:p>
     <w:p>
+      <w:pPr/>
       <w:r>
         <w:t>9. Record actual SAP evidence in customer/TEST_RESULTS.csv. Synthetic CSV examples test local tools only and must never be loaded into SAP.</w:t>
       </w:r>
@@ -572,6 +467,7 @@
       </w:r>
     </w:p>
     <w:p>
+      <w:pPr/>
       <w:r>
         <w:t>7 native drafts; 9 pending structures. All SAP checks remain outstanding.</w:t>
       </w:r>
@@ -583,31 +479,23 @@
         <w:tblLook w:firstColumn="1" w:firstRow="1" w:lastColumn="0" w:lastRow="0" w:noHBand="0" w:noVBand="1" w:val="04A0"/>
       </w:tblPr>
       <w:tblGrid>
-        <w:gridCol w:w="2381"/>
-        <w:gridCol w:w="3458"/>
-        <w:gridCol w:w="4025"/>
+        <w:gridCol w:w="3289"/>
+        <w:gridCol w:w="3289"/>
+        <w:gridCol w:w="3289"/>
       </w:tblGrid>
       <w:tr>
         <w:trPr>
+          <w:cantSplit/>
           <w:tblHeader/>
-          <w:cantSplit/>
         </w:trPr>
         <w:tc>
           <w:tcPr>
-            <w:tcW w:type="dxa" w:w="2381"/>
-            <w:tcBorders>
-              <w:top w:val="single" w:sz="4" w:color="D9D9D9"/>
-              <w:left w:val="single" w:sz="4" w:color="D9D9D9"/>
-              <w:bottom w:val="single" w:sz="4" w:color="D9D9D9"/>
-              <w:right w:val="single" w:sz="4" w:color="D9D9D9"/>
-              <w:insideH w:val="single" w:sz="4" w:color="D9D9D9"/>
-              <w:insideV w:val="single" w:sz="4" w:color="D9D9D9"/>
-            </w:tcBorders>
+            <w:tcW w:type="dxa" w:w="2324"/>
             <w:shd w:fill="273D50"/>
           </w:tcPr>
           <w:p>
             <w:pPr>
-              <w:spacing w:after="80" w:before="80"/>
+              <w:spacing w:before="80" w:after="80"/>
             </w:pPr>
             <w:r>
               <w:rPr>
@@ -622,19 +510,11 @@
         <w:tc>
           <w:tcPr>
             <w:tcW w:type="dxa" w:w="3458"/>
-            <w:tcBorders>
-              <w:top w:val="single" w:sz="4" w:color="D9D9D9"/>
-              <w:left w:val="single" w:sz="4" w:color="D9D9D9"/>
-              <w:bottom w:val="single" w:sz="4" w:color="D9D9D9"/>
-              <w:right w:val="single" w:sz="4" w:color="D9D9D9"/>
-              <w:insideH w:val="single" w:sz="4" w:color="D9D9D9"/>
-              <w:insideV w:val="single" w:sz="4" w:color="D9D9D9"/>
-            </w:tcBorders>
             <w:shd w:fill="273D50"/>
           </w:tcPr>
           <w:p>
             <w:pPr>
-              <w:spacing w:after="80" w:before="80"/>
+              <w:spacing w:before="80" w:after="80"/>
             </w:pPr>
             <w:r>
               <w:rPr>
@@ -648,20 +528,12 @@
         </w:tc>
         <w:tc>
           <w:tcPr>
-            <w:tcW w:type="dxa" w:w="4025"/>
-            <w:tcBorders>
-              <w:top w:val="single" w:sz="4" w:color="D9D9D9"/>
-              <w:left w:val="single" w:sz="4" w:color="D9D9D9"/>
-              <w:bottom w:val="single" w:sz="4" w:color="D9D9D9"/>
-              <w:right w:val="single" w:sz="4" w:color="D9D9D9"/>
-              <w:insideH w:val="single" w:sz="4" w:color="D9D9D9"/>
-              <w:insideV w:val="single" w:sz="4" w:color="D9D9D9"/>
-            </w:tcBorders>
+            <w:tcW w:type="dxa" w:w="4082"/>
             <w:shd w:fill="273D50"/>
           </w:tcPr>
           <w:p>
             <w:pPr>
-              <w:spacing w:after="80" w:before="80"/>
+              <w:spacing w:before="80" w:after="80"/>
             </w:pPr>
             <w:r>
               <w:rPr>
@@ -680,20 +552,12 @@
         </w:trPr>
         <w:tc>
           <w:tcPr>
-            <w:tcW w:type="dxa" w:w="2381"/>
-            <w:tcBorders>
-              <w:top w:val="single" w:sz="4" w:color="D9D9D9"/>
-              <w:left w:val="single" w:sz="4" w:color="D9D9D9"/>
-              <w:bottom w:val="single" w:sz="4" w:color="D9D9D9"/>
-              <w:right w:val="single" w:sz="4" w:color="D9D9D9"/>
-              <w:insideH w:val="single" w:sz="4" w:color="D9D9D9"/>
-              <w:insideV w:val="single" w:sz="4" w:color="D9D9D9"/>
-            </w:tcBorders>
+            <w:tcW w:type="dxa" w:w="2324"/>
             <w:shd w:fill="F2F5F7"/>
           </w:tcPr>
           <w:p>
             <w:pPr>
-              <w:spacing w:after="80" w:before="80"/>
+              <w:spacing w:before="80" w:after="80"/>
             </w:pPr>
             <w:r>
               <w:rPr>
@@ -708,19 +572,11 @@
         <w:tc>
           <w:tcPr>
             <w:tcW w:type="dxa" w:w="3458"/>
-            <w:tcBorders>
-              <w:top w:val="single" w:sz="4" w:color="D9D9D9"/>
-              <w:left w:val="single" w:sz="4" w:color="D9D9D9"/>
-              <w:bottom w:val="single" w:sz="4" w:color="D9D9D9"/>
-              <w:right w:val="single" w:sz="4" w:color="D9D9D9"/>
-              <w:insideH w:val="single" w:sz="4" w:color="D9D9D9"/>
-              <w:insideV w:val="single" w:sz="4" w:color="D9D9D9"/>
-            </w:tcBorders>
             <w:shd w:fill="F2F5F7"/>
           </w:tcPr>
           <w:p>
             <w:pPr>
-              <w:spacing w:after="80" w:before="80"/>
+              <w:spacing w:before="80" w:after="80"/>
             </w:pPr>
             <w:r>
               <w:rPr>
@@ -734,20 +590,12 @@
         </w:tc>
         <w:tc>
           <w:tcPr>
-            <w:tcW w:type="dxa" w:w="4025"/>
-            <w:tcBorders>
-              <w:top w:val="single" w:sz="4" w:color="D9D9D9"/>
-              <w:left w:val="single" w:sz="4" w:color="D9D9D9"/>
-              <w:bottom w:val="single" w:sz="4" w:color="D9D9D9"/>
-              <w:right w:val="single" w:sz="4" w:color="D9D9D9"/>
-              <w:insideH w:val="single" w:sz="4" w:color="D9D9D9"/>
-              <w:insideV w:val="single" w:sz="4" w:color="D9D9D9"/>
-            </w:tcBorders>
+            <w:tcW w:type="dxa" w:w="4082"/>
             <w:shd w:fill="F2F5F7"/>
           </w:tcPr>
           <w:p>
             <w:pPr>
-              <w:spacing w:after="80" w:before="80"/>
+              <w:spacing w:before="80" w:after="80"/>
             </w:pPr>
             <w:r>
               <w:rPr>
@@ -766,20 +614,12 @@
         </w:trPr>
         <w:tc>
           <w:tcPr>
-            <w:tcW w:type="dxa" w:w="2381"/>
-            <w:tcBorders>
-              <w:top w:val="single" w:sz="4" w:color="D9D9D9"/>
-              <w:left w:val="single" w:sz="4" w:color="D9D9D9"/>
-              <w:bottom w:val="single" w:sz="4" w:color="D9D9D9"/>
-              <w:right w:val="single" w:sz="4" w:color="D9D9D9"/>
-              <w:insideH w:val="single" w:sz="4" w:color="D9D9D9"/>
-              <w:insideV w:val="single" w:sz="4" w:color="D9D9D9"/>
-            </w:tcBorders>
+            <w:tcW w:type="dxa" w:w="2324"/>
             <w:shd w:fill="FFFFFF"/>
           </w:tcPr>
           <w:p>
             <w:pPr>
-              <w:spacing w:after="80" w:before="80"/>
+              <w:spacing w:before="80" w:after="80"/>
             </w:pPr>
             <w:r>
               <w:rPr>
@@ -794,19 +634,11 @@
         <w:tc>
           <w:tcPr>
             <w:tcW w:type="dxa" w:w="3458"/>
-            <w:tcBorders>
-              <w:top w:val="single" w:sz="4" w:color="D9D9D9"/>
-              <w:left w:val="single" w:sz="4" w:color="D9D9D9"/>
-              <w:bottom w:val="single" w:sz="4" w:color="D9D9D9"/>
-              <w:right w:val="single" w:sz="4" w:color="D9D9D9"/>
-              <w:insideH w:val="single" w:sz="4" w:color="D9D9D9"/>
-              <w:insideV w:val="single" w:sz="4" w:color="D9D9D9"/>
-            </w:tcBorders>
             <w:shd w:fill="FFFFFF"/>
           </w:tcPr>
           <w:p>
             <w:pPr>
-              <w:spacing w:after="80" w:before="80"/>
+              <w:spacing w:before="80" w:after="80"/>
             </w:pPr>
             <w:r>
               <w:rPr>
@@ -820,20 +652,12 @@
         </w:tc>
         <w:tc>
           <w:tcPr>
-            <w:tcW w:type="dxa" w:w="4025"/>
-            <w:tcBorders>
-              <w:top w:val="single" w:sz="4" w:color="D9D9D9"/>
-              <w:left w:val="single" w:sz="4" w:color="D9D9D9"/>
-              <w:bottom w:val="single" w:sz="4" w:color="D9D9D9"/>
-              <w:right w:val="single" w:sz="4" w:color="D9D9D9"/>
-              <w:insideH w:val="single" w:sz="4" w:color="D9D9D9"/>
-              <w:insideV w:val="single" w:sz="4" w:color="D9D9D9"/>
-            </w:tcBorders>
+            <w:tcW w:type="dxa" w:w="4082"/>
             <w:shd w:fill="FFFFFF"/>
           </w:tcPr>
           <w:p>
             <w:pPr>
-              <w:spacing w:after="80" w:before="80"/>
+              <w:spacing w:before="80" w:after="80"/>
             </w:pPr>
             <w:r>
               <w:rPr>
@@ -852,20 +676,12 @@
         </w:trPr>
         <w:tc>
           <w:tcPr>
-            <w:tcW w:type="dxa" w:w="2381"/>
-            <w:tcBorders>
-              <w:top w:val="single" w:sz="4" w:color="D9D9D9"/>
-              <w:left w:val="single" w:sz="4" w:color="D9D9D9"/>
-              <w:bottom w:val="single" w:sz="4" w:color="D9D9D9"/>
-              <w:right w:val="single" w:sz="4" w:color="D9D9D9"/>
-              <w:insideH w:val="single" w:sz="4" w:color="D9D9D9"/>
-              <w:insideV w:val="single" w:sz="4" w:color="D9D9D9"/>
-            </w:tcBorders>
+            <w:tcW w:type="dxa" w:w="2324"/>
             <w:shd w:fill="F2F5F7"/>
           </w:tcPr>
           <w:p>
             <w:pPr>
-              <w:spacing w:after="80" w:before="80"/>
+              <w:spacing w:before="80" w:after="80"/>
             </w:pPr>
             <w:r>
               <w:rPr>
@@ -880,19 +696,11 @@
         <w:tc>
           <w:tcPr>
             <w:tcW w:type="dxa" w:w="3458"/>
-            <w:tcBorders>
-              <w:top w:val="single" w:sz="4" w:color="D9D9D9"/>
-              <w:left w:val="single" w:sz="4" w:color="D9D9D9"/>
-              <w:bottom w:val="single" w:sz="4" w:color="D9D9D9"/>
-              <w:right w:val="single" w:sz="4" w:color="D9D9D9"/>
-              <w:insideH w:val="single" w:sz="4" w:color="D9D9D9"/>
-              <w:insideV w:val="single" w:sz="4" w:color="D9D9D9"/>
-            </w:tcBorders>
             <w:shd w:fill="F2F5F7"/>
           </w:tcPr>
           <w:p>
             <w:pPr>
-              <w:spacing w:after="80" w:before="80"/>
+              <w:spacing w:before="80" w:after="80"/>
             </w:pPr>
             <w:r>
               <w:rPr>
@@ -906,20 +714,12 @@
         </w:tc>
         <w:tc>
           <w:tcPr>
-            <w:tcW w:type="dxa" w:w="4025"/>
-            <w:tcBorders>
-              <w:top w:val="single" w:sz="4" w:color="D9D9D9"/>
-              <w:left w:val="single" w:sz="4" w:color="D9D9D9"/>
-              <w:bottom w:val="single" w:sz="4" w:color="D9D9D9"/>
-              <w:right w:val="single" w:sz="4" w:color="D9D9D9"/>
-              <w:insideH w:val="single" w:sz="4" w:color="D9D9D9"/>
-              <w:insideV w:val="single" w:sz="4" w:color="D9D9D9"/>
-            </w:tcBorders>
+            <w:tcW w:type="dxa" w:w="4082"/>
             <w:shd w:fill="F2F5F7"/>
           </w:tcPr>
           <w:p>
             <w:pPr>
-              <w:spacing w:after="80" w:before="80"/>
+              <w:spacing w:before="80" w:after="80"/>
             </w:pPr>
             <w:r>
               <w:rPr>
@@ -938,20 +738,12 @@
         </w:trPr>
         <w:tc>
           <w:tcPr>
-            <w:tcW w:type="dxa" w:w="2381"/>
-            <w:tcBorders>
-              <w:top w:val="single" w:sz="4" w:color="D9D9D9"/>
-              <w:left w:val="single" w:sz="4" w:color="D9D9D9"/>
-              <w:bottom w:val="single" w:sz="4" w:color="D9D9D9"/>
-              <w:right w:val="single" w:sz="4" w:color="D9D9D9"/>
-              <w:insideH w:val="single" w:sz="4" w:color="D9D9D9"/>
-              <w:insideV w:val="single" w:sz="4" w:color="D9D9D9"/>
-            </w:tcBorders>
+            <w:tcW w:type="dxa" w:w="2324"/>
             <w:shd w:fill="FFFFFF"/>
           </w:tcPr>
           <w:p>
             <w:pPr>
-              <w:spacing w:after="80" w:before="80"/>
+              <w:spacing w:before="80" w:after="80"/>
             </w:pPr>
             <w:r>
               <w:rPr>
@@ -966,19 +758,11 @@
         <w:tc>
           <w:tcPr>
             <w:tcW w:type="dxa" w:w="3458"/>
-            <w:tcBorders>
-              <w:top w:val="single" w:sz="4" w:color="D9D9D9"/>
-              <w:left w:val="single" w:sz="4" w:color="D9D9D9"/>
-              <w:bottom w:val="single" w:sz="4" w:color="D9D9D9"/>
-              <w:right w:val="single" w:sz="4" w:color="D9D9D9"/>
-              <w:insideH w:val="single" w:sz="4" w:color="D9D9D9"/>
-              <w:insideV w:val="single" w:sz="4" w:color="D9D9D9"/>
-            </w:tcBorders>
             <w:shd w:fill="FFFFFF"/>
           </w:tcPr>
           <w:p>
             <w:pPr>
-              <w:spacing w:after="80" w:before="80"/>
+              <w:spacing w:before="80" w:after="80"/>
             </w:pPr>
             <w:r>
               <w:rPr>
@@ -992,20 +776,12 @@
         </w:tc>
         <w:tc>
           <w:tcPr>
-            <w:tcW w:type="dxa" w:w="4025"/>
-            <w:tcBorders>
-              <w:top w:val="single" w:sz="4" w:color="D9D9D9"/>
-              <w:left w:val="single" w:sz="4" w:color="D9D9D9"/>
-              <w:bottom w:val="single" w:sz="4" w:color="D9D9D9"/>
-              <w:right w:val="single" w:sz="4" w:color="D9D9D9"/>
-              <w:insideH w:val="single" w:sz="4" w:color="D9D9D9"/>
-              <w:insideV w:val="single" w:sz="4" w:color="D9D9D9"/>
-            </w:tcBorders>
+            <w:tcW w:type="dxa" w:w="4082"/>
             <w:shd w:fill="FFFFFF"/>
           </w:tcPr>
           <w:p>
             <w:pPr>
-              <w:spacing w:after="80" w:before="80"/>
+              <w:spacing w:before="80" w:after="80"/>
             </w:pPr>
             <w:r>
               <w:rPr>
@@ -1024,20 +800,12 @@
         </w:trPr>
         <w:tc>
           <w:tcPr>
-            <w:tcW w:type="dxa" w:w="2381"/>
-            <w:tcBorders>
-              <w:top w:val="single" w:sz="4" w:color="D9D9D9"/>
-              <w:left w:val="single" w:sz="4" w:color="D9D9D9"/>
-              <w:bottom w:val="single" w:sz="4" w:color="D9D9D9"/>
-              <w:right w:val="single" w:sz="4" w:color="D9D9D9"/>
-              <w:insideH w:val="single" w:sz="4" w:color="D9D9D9"/>
-              <w:insideV w:val="single" w:sz="4" w:color="D9D9D9"/>
-            </w:tcBorders>
+            <w:tcW w:type="dxa" w:w="2324"/>
             <w:shd w:fill="F2F5F7"/>
           </w:tcPr>
           <w:p>
             <w:pPr>
-              <w:spacing w:after="80" w:before="80"/>
+              <w:spacing w:before="80" w:after="80"/>
             </w:pPr>
             <w:r>
               <w:rPr>
@@ -1052,19 +820,11 @@
         <w:tc>
           <w:tcPr>
             <w:tcW w:type="dxa" w:w="3458"/>
-            <w:tcBorders>
-              <w:top w:val="single" w:sz="4" w:color="D9D9D9"/>
-              <w:left w:val="single" w:sz="4" w:color="D9D9D9"/>
-              <w:bottom w:val="single" w:sz="4" w:color="D9D9D9"/>
-              <w:right w:val="single" w:sz="4" w:color="D9D9D9"/>
-              <w:insideH w:val="single" w:sz="4" w:color="D9D9D9"/>
-              <w:insideV w:val="single" w:sz="4" w:color="D9D9D9"/>
-            </w:tcBorders>
             <w:shd w:fill="F2F5F7"/>
           </w:tcPr>
           <w:p>
             <w:pPr>
-              <w:spacing w:after="80" w:before="80"/>
+              <w:spacing w:before="80" w:after="80"/>
             </w:pPr>
             <w:r>
               <w:rPr>
@@ -1078,20 +838,12 @@
         </w:tc>
         <w:tc>
           <w:tcPr>
-            <w:tcW w:type="dxa" w:w="4025"/>
-            <w:tcBorders>
-              <w:top w:val="single" w:sz="4" w:color="D9D9D9"/>
-              <w:left w:val="single" w:sz="4" w:color="D9D9D9"/>
-              <w:bottom w:val="single" w:sz="4" w:color="D9D9D9"/>
-              <w:right w:val="single" w:sz="4" w:color="D9D9D9"/>
-              <w:insideH w:val="single" w:sz="4" w:color="D9D9D9"/>
-              <w:insideV w:val="single" w:sz="4" w:color="D9D9D9"/>
-            </w:tcBorders>
+            <w:tcW w:type="dxa" w:w="4082"/>
             <w:shd w:fill="F2F5F7"/>
           </w:tcPr>
           <w:p>
             <w:pPr>
-              <w:spacing w:after="80" w:before="80"/>
+              <w:spacing w:before="80" w:after="80"/>
             </w:pPr>
             <w:r>
               <w:rPr>
@@ -1110,20 +862,12 @@
         </w:trPr>
         <w:tc>
           <w:tcPr>
-            <w:tcW w:type="dxa" w:w="2381"/>
-            <w:tcBorders>
-              <w:top w:val="single" w:sz="4" w:color="D9D9D9"/>
-              <w:left w:val="single" w:sz="4" w:color="D9D9D9"/>
-              <w:bottom w:val="single" w:sz="4" w:color="D9D9D9"/>
-              <w:right w:val="single" w:sz="4" w:color="D9D9D9"/>
-              <w:insideH w:val="single" w:sz="4" w:color="D9D9D9"/>
-              <w:insideV w:val="single" w:sz="4" w:color="D9D9D9"/>
-            </w:tcBorders>
+            <w:tcW w:type="dxa" w:w="2324"/>
             <w:shd w:fill="FFFFFF"/>
           </w:tcPr>
           <w:p>
             <w:pPr>
-              <w:spacing w:after="80" w:before="80"/>
+              <w:spacing w:before="80" w:after="80"/>
             </w:pPr>
             <w:r>
               <w:rPr>
@@ -1138,19 +882,11 @@
         <w:tc>
           <w:tcPr>
             <w:tcW w:type="dxa" w:w="3458"/>
-            <w:tcBorders>
-              <w:top w:val="single" w:sz="4" w:color="D9D9D9"/>
-              <w:left w:val="single" w:sz="4" w:color="D9D9D9"/>
-              <w:bottom w:val="single" w:sz="4" w:color="D9D9D9"/>
-              <w:right w:val="single" w:sz="4" w:color="D9D9D9"/>
-              <w:insideH w:val="single" w:sz="4" w:color="D9D9D9"/>
-              <w:insideV w:val="single" w:sz="4" w:color="D9D9D9"/>
-            </w:tcBorders>
             <w:shd w:fill="FFFFFF"/>
           </w:tcPr>
           <w:p>
             <w:pPr>
-              <w:spacing w:after="80" w:before="80"/>
+              <w:spacing w:before="80" w:after="80"/>
             </w:pPr>
             <w:r>
               <w:rPr>
@@ -1164,20 +900,12 @@
         </w:tc>
         <w:tc>
           <w:tcPr>
-            <w:tcW w:type="dxa" w:w="4025"/>
-            <w:tcBorders>
-              <w:top w:val="single" w:sz="4" w:color="D9D9D9"/>
-              <w:left w:val="single" w:sz="4" w:color="D9D9D9"/>
-              <w:bottom w:val="single" w:sz="4" w:color="D9D9D9"/>
-              <w:right w:val="single" w:sz="4" w:color="D9D9D9"/>
-              <w:insideH w:val="single" w:sz="4" w:color="D9D9D9"/>
-              <w:insideV w:val="single" w:sz="4" w:color="D9D9D9"/>
-            </w:tcBorders>
+            <w:tcW w:type="dxa" w:w="4082"/>
             <w:shd w:fill="FFFFFF"/>
           </w:tcPr>
           <w:p>
             <w:pPr>
-              <w:spacing w:after="80" w:before="80"/>
+              <w:spacing w:before="80" w:after="80"/>
             </w:pPr>
             <w:r>
               <w:rPr>
@@ -1196,20 +924,12 @@
         </w:trPr>
         <w:tc>
           <w:tcPr>
-            <w:tcW w:type="dxa" w:w="2381"/>
-            <w:tcBorders>
-              <w:top w:val="single" w:sz="4" w:color="D9D9D9"/>
-              <w:left w:val="single" w:sz="4" w:color="D9D9D9"/>
-              <w:bottom w:val="single" w:sz="4" w:color="D9D9D9"/>
-              <w:right w:val="single" w:sz="4" w:color="D9D9D9"/>
-              <w:insideH w:val="single" w:sz="4" w:color="D9D9D9"/>
-              <w:insideV w:val="single" w:sz="4" w:color="D9D9D9"/>
-            </w:tcBorders>
+            <w:tcW w:type="dxa" w:w="2324"/>
             <w:shd w:fill="F2F5F7"/>
           </w:tcPr>
           <w:p>
             <w:pPr>
-              <w:spacing w:after="80" w:before="80"/>
+              <w:spacing w:before="80" w:after="80"/>
             </w:pPr>
             <w:r>
               <w:rPr>
@@ -1224,19 +944,11 @@
         <w:tc>
           <w:tcPr>
             <w:tcW w:type="dxa" w:w="3458"/>
-            <w:tcBorders>
-              <w:top w:val="single" w:sz="4" w:color="D9D9D9"/>
-              <w:left w:val="single" w:sz="4" w:color="D9D9D9"/>
-              <w:bottom w:val="single" w:sz="4" w:color="D9D9D9"/>
-              <w:right w:val="single" w:sz="4" w:color="D9D9D9"/>
-              <w:insideH w:val="single" w:sz="4" w:color="D9D9D9"/>
-              <w:insideV w:val="single" w:sz="4" w:color="D9D9D9"/>
-            </w:tcBorders>
             <w:shd w:fill="F2F5F7"/>
           </w:tcPr>
           <w:p>
             <w:pPr>
-              <w:spacing w:after="80" w:before="80"/>
+              <w:spacing w:before="80" w:after="80"/>
             </w:pPr>
             <w:r>
               <w:rPr>
@@ -1250,20 +962,12 @@
         </w:tc>
         <w:tc>
           <w:tcPr>
-            <w:tcW w:type="dxa" w:w="4025"/>
-            <w:tcBorders>
-              <w:top w:val="single" w:sz="4" w:color="D9D9D9"/>
-              <w:left w:val="single" w:sz="4" w:color="D9D9D9"/>
-              <w:bottom w:val="single" w:sz="4" w:color="D9D9D9"/>
-              <w:right w:val="single" w:sz="4" w:color="D9D9D9"/>
-              <w:insideH w:val="single" w:sz="4" w:color="D9D9D9"/>
-              <w:insideV w:val="single" w:sz="4" w:color="D9D9D9"/>
-            </w:tcBorders>
+            <w:tcW w:type="dxa" w:w="4082"/>
             <w:shd w:fill="F2F5F7"/>
           </w:tcPr>
           <w:p>
             <w:pPr>
-              <w:spacing w:after="80" w:before="80"/>
+              <w:spacing w:before="80" w:after="80"/>
             </w:pPr>
             <w:r>
               <w:rPr>
@@ -1287,6 +991,7 @@
       </w:r>
     </w:p>
     <w:p>
+      <w:pPr/>
       <w:r>
         <w:t>WarehouseProd, FixedBin, WarehouseStock, StockSerial, HandlingUnit, HUContent, PackSpec, PackLevel, PackElement.</w:t>
       </w:r>
@@ -1300,16 +1005,19 @@
       </w:r>
     </w:p>
     <w:p>
+      <w:pPr/>
       <w:r>
         <w:t>Capacity semantics and complete operational stock are missing. Confirmed tasks are reference records; Open-task snapshots and inbound delivery drafts are supplied; quantities, outbound delivery branches, warehouse products and complete stock remain pending.</w:t>
       </w:r>
     </w:p>
     <w:p>
+      <w:pPr/>
       <w:r>
         <w:t>For full field mappings and source evidence, read the product manual, PROVENANCE.md and Native-Coverage.csv.</w:t>
       </w:r>
     </w:p>
     <w:p>
+      <w:pPr/>
       <w:r>
         <w:t>Products: ewm_mig_src and ewm_mig_s4</w:t>
       </w:r>
@@ -1328,6 +1036,7 @@
       </w:r>
     </w:p>
     <w:p>
+      <w:pPr/>
       <w:r>
         <w:t>7 native drafts; 12 pending structures. All SAP checks remain outstanding.</w:t>
       </w:r>
@@ -1339,31 +1048,23 @@
         <w:tblLook w:firstColumn="1" w:firstRow="1" w:lastColumn="0" w:lastRow="0" w:noHBand="0" w:noVBand="1" w:val="04A0"/>
       </w:tblPr>
       <w:tblGrid>
-        <w:gridCol w:w="2381"/>
-        <w:gridCol w:w="3458"/>
-        <w:gridCol w:w="4025"/>
+        <w:gridCol w:w="3289"/>
+        <w:gridCol w:w="3289"/>
+        <w:gridCol w:w="3289"/>
       </w:tblGrid>
       <w:tr>
         <w:trPr>
+          <w:cantSplit/>
           <w:tblHeader/>
-          <w:cantSplit/>
         </w:trPr>
         <w:tc>
           <w:tcPr>
-            <w:tcW w:type="dxa" w:w="2381"/>
-            <w:tcBorders>
-              <w:top w:val="single" w:sz="4" w:color="D9D9D9"/>
-              <w:left w:val="single" w:sz="4" w:color="D9D9D9"/>
-              <w:bottom w:val="single" w:sz="4" w:color="D9D9D9"/>
-              <w:right w:val="single" w:sz="4" w:color="D9D9D9"/>
-              <w:insideH w:val="single" w:sz="4" w:color="D9D9D9"/>
-              <w:insideV w:val="single" w:sz="4" w:color="D9D9D9"/>
-            </w:tcBorders>
+            <w:tcW w:type="dxa" w:w="2324"/>
             <w:shd w:fill="273D50"/>
           </w:tcPr>
           <w:p>
             <w:pPr>
-              <w:spacing w:after="80" w:before="80"/>
+              <w:spacing w:before="80" w:after="80"/>
             </w:pPr>
             <w:r>
               <w:rPr>
@@ -1378,19 +1079,11 @@
         <w:tc>
           <w:tcPr>
             <w:tcW w:type="dxa" w:w="3458"/>
-            <w:tcBorders>
-              <w:top w:val="single" w:sz="4" w:color="D9D9D9"/>
-              <w:left w:val="single" w:sz="4" w:color="D9D9D9"/>
-              <w:bottom w:val="single" w:sz="4" w:color="D9D9D9"/>
-              <w:right w:val="single" w:sz="4" w:color="D9D9D9"/>
-              <w:insideH w:val="single" w:sz="4" w:color="D9D9D9"/>
-              <w:insideV w:val="single" w:sz="4" w:color="D9D9D9"/>
-            </w:tcBorders>
             <w:shd w:fill="273D50"/>
           </w:tcPr>
           <w:p>
             <w:pPr>
-              <w:spacing w:after="80" w:before="80"/>
+              <w:spacing w:before="80" w:after="80"/>
             </w:pPr>
             <w:r>
               <w:rPr>
@@ -1404,20 +1097,12 @@
         </w:tc>
         <w:tc>
           <w:tcPr>
-            <w:tcW w:type="dxa" w:w="4025"/>
-            <w:tcBorders>
-              <w:top w:val="single" w:sz="4" w:color="D9D9D9"/>
-              <w:left w:val="single" w:sz="4" w:color="D9D9D9"/>
-              <w:bottom w:val="single" w:sz="4" w:color="D9D9D9"/>
-              <w:right w:val="single" w:sz="4" w:color="D9D9D9"/>
-              <w:insideH w:val="single" w:sz="4" w:color="D9D9D9"/>
-              <w:insideV w:val="single" w:sz="4" w:color="D9D9D9"/>
-            </w:tcBorders>
+            <w:tcW w:type="dxa" w:w="4082"/>
             <w:shd w:fill="273D50"/>
           </w:tcPr>
           <w:p>
             <w:pPr>
-              <w:spacing w:after="80" w:before="80"/>
+              <w:spacing w:before="80" w:after="80"/>
             </w:pPr>
             <w:r>
               <w:rPr>
@@ -1436,20 +1121,12 @@
         </w:trPr>
         <w:tc>
           <w:tcPr>
-            <w:tcW w:type="dxa" w:w="2381"/>
-            <w:tcBorders>
-              <w:top w:val="single" w:sz="4" w:color="D9D9D9"/>
-              <w:left w:val="single" w:sz="4" w:color="D9D9D9"/>
-              <w:bottom w:val="single" w:sz="4" w:color="D9D9D9"/>
-              <w:right w:val="single" w:sz="4" w:color="D9D9D9"/>
-              <w:insideH w:val="single" w:sz="4" w:color="D9D9D9"/>
-              <w:insideV w:val="single" w:sz="4" w:color="D9D9D9"/>
-            </w:tcBorders>
+            <w:tcW w:type="dxa" w:w="2324"/>
             <w:shd w:fill="F2F5F7"/>
           </w:tcPr>
           <w:p>
             <w:pPr>
-              <w:spacing w:after="80" w:before="80"/>
+              <w:spacing w:before="80" w:after="80"/>
             </w:pPr>
             <w:r>
               <w:rPr>
@@ -1464,19 +1141,11 @@
         <w:tc>
           <w:tcPr>
             <w:tcW w:type="dxa" w:w="3458"/>
-            <w:tcBorders>
-              <w:top w:val="single" w:sz="4" w:color="D9D9D9"/>
-              <w:left w:val="single" w:sz="4" w:color="D9D9D9"/>
-              <w:bottom w:val="single" w:sz="4" w:color="D9D9D9"/>
-              <w:right w:val="single" w:sz="4" w:color="D9D9D9"/>
-              <w:insideH w:val="single" w:sz="4" w:color="D9D9D9"/>
-              <w:insideV w:val="single" w:sz="4" w:color="D9D9D9"/>
-            </w:tcBorders>
             <w:shd w:fill="F2F5F7"/>
           </w:tcPr>
           <w:p>
             <w:pPr>
-              <w:spacing w:after="80" w:before="80"/>
+              <w:spacing w:before="80" w:after="80"/>
             </w:pPr>
             <w:r>
               <w:rPr>
@@ -1490,20 +1159,12 @@
         </w:tc>
         <w:tc>
           <w:tcPr>
-            <w:tcW w:type="dxa" w:w="4025"/>
-            <w:tcBorders>
-              <w:top w:val="single" w:sz="4" w:color="D9D9D9"/>
-              <w:left w:val="single" w:sz="4" w:color="D9D9D9"/>
-              <w:bottom w:val="single" w:sz="4" w:color="D9D9D9"/>
-              <w:right w:val="single" w:sz="4" w:color="D9D9D9"/>
-              <w:insideH w:val="single" w:sz="4" w:color="D9D9D9"/>
-              <w:insideV w:val="single" w:sz="4" w:color="D9D9D9"/>
-            </w:tcBorders>
+            <w:tcW w:type="dxa" w:w="4082"/>
             <w:shd w:fill="F2F5F7"/>
           </w:tcPr>
           <w:p>
             <w:pPr>
-              <w:spacing w:after="80" w:before="80"/>
+              <w:spacing w:before="80" w:after="80"/>
             </w:pPr>
             <w:r>
               <w:rPr>
@@ -1522,20 +1183,12 @@
         </w:trPr>
         <w:tc>
           <w:tcPr>
-            <w:tcW w:type="dxa" w:w="2381"/>
-            <w:tcBorders>
-              <w:top w:val="single" w:sz="4" w:color="D9D9D9"/>
-              <w:left w:val="single" w:sz="4" w:color="D9D9D9"/>
-              <w:bottom w:val="single" w:sz="4" w:color="D9D9D9"/>
-              <w:right w:val="single" w:sz="4" w:color="D9D9D9"/>
-              <w:insideH w:val="single" w:sz="4" w:color="D9D9D9"/>
-              <w:insideV w:val="single" w:sz="4" w:color="D9D9D9"/>
-            </w:tcBorders>
+            <w:tcW w:type="dxa" w:w="2324"/>
             <w:shd w:fill="FFFFFF"/>
           </w:tcPr>
           <w:p>
             <w:pPr>
-              <w:spacing w:after="80" w:before="80"/>
+              <w:spacing w:before="80" w:after="80"/>
             </w:pPr>
             <w:r>
               <w:rPr>
@@ -1550,19 +1203,11 @@
         <w:tc>
           <w:tcPr>
             <w:tcW w:type="dxa" w:w="3458"/>
-            <w:tcBorders>
-              <w:top w:val="single" w:sz="4" w:color="D9D9D9"/>
-              <w:left w:val="single" w:sz="4" w:color="D9D9D9"/>
-              <w:bottom w:val="single" w:sz="4" w:color="D9D9D9"/>
-              <w:right w:val="single" w:sz="4" w:color="D9D9D9"/>
-              <w:insideH w:val="single" w:sz="4" w:color="D9D9D9"/>
-              <w:insideV w:val="single" w:sz="4" w:color="D9D9D9"/>
-            </w:tcBorders>
             <w:shd w:fill="FFFFFF"/>
           </w:tcPr>
           <w:p>
             <w:pPr>
-              <w:spacing w:after="80" w:before="80"/>
+              <w:spacing w:before="80" w:after="80"/>
             </w:pPr>
             <w:r>
               <w:rPr>
@@ -1576,20 +1221,12 @@
         </w:tc>
         <w:tc>
           <w:tcPr>
-            <w:tcW w:type="dxa" w:w="4025"/>
-            <w:tcBorders>
-              <w:top w:val="single" w:sz="4" w:color="D9D9D9"/>
-              <w:left w:val="single" w:sz="4" w:color="D9D9D9"/>
-              <w:bottom w:val="single" w:sz="4" w:color="D9D9D9"/>
-              <w:right w:val="single" w:sz="4" w:color="D9D9D9"/>
-              <w:insideH w:val="single" w:sz="4" w:color="D9D9D9"/>
-              <w:insideV w:val="single" w:sz="4" w:color="D9D9D9"/>
-            </w:tcBorders>
+            <w:tcW w:type="dxa" w:w="4082"/>
             <w:shd w:fill="FFFFFF"/>
           </w:tcPr>
           <w:p>
             <w:pPr>
-              <w:spacing w:after="80" w:before="80"/>
+              <w:spacing w:before="80" w:after="80"/>
             </w:pPr>
             <w:r>
               <w:rPr>
@@ -1608,20 +1245,12 @@
         </w:trPr>
         <w:tc>
           <w:tcPr>
-            <w:tcW w:type="dxa" w:w="2381"/>
-            <w:tcBorders>
-              <w:top w:val="single" w:sz="4" w:color="D9D9D9"/>
-              <w:left w:val="single" w:sz="4" w:color="D9D9D9"/>
-              <w:bottom w:val="single" w:sz="4" w:color="D9D9D9"/>
-              <w:right w:val="single" w:sz="4" w:color="D9D9D9"/>
-              <w:insideH w:val="single" w:sz="4" w:color="D9D9D9"/>
-              <w:insideV w:val="single" w:sz="4" w:color="D9D9D9"/>
-            </w:tcBorders>
+            <w:tcW w:type="dxa" w:w="2324"/>
             <w:shd w:fill="F2F5F7"/>
           </w:tcPr>
           <w:p>
             <w:pPr>
-              <w:spacing w:after="80" w:before="80"/>
+              <w:spacing w:before="80" w:after="80"/>
             </w:pPr>
             <w:r>
               <w:rPr>
@@ -1636,19 +1265,11 @@
         <w:tc>
           <w:tcPr>
             <w:tcW w:type="dxa" w:w="3458"/>
-            <w:tcBorders>
-              <w:top w:val="single" w:sz="4" w:color="D9D9D9"/>
-              <w:left w:val="single" w:sz="4" w:color="D9D9D9"/>
-              <w:bottom w:val="single" w:sz="4" w:color="D9D9D9"/>
-              <w:right w:val="single" w:sz="4" w:color="D9D9D9"/>
-              <w:insideH w:val="single" w:sz="4" w:color="D9D9D9"/>
-              <w:insideV w:val="single" w:sz="4" w:color="D9D9D9"/>
-            </w:tcBorders>
             <w:shd w:fill="F2F5F7"/>
           </w:tcPr>
           <w:p>
             <w:pPr>
-              <w:spacing w:after="80" w:before="80"/>
+              <w:spacing w:before="80" w:after="80"/>
             </w:pPr>
             <w:r>
               <w:rPr>
@@ -1662,20 +1283,12 @@
         </w:tc>
         <w:tc>
           <w:tcPr>
-            <w:tcW w:type="dxa" w:w="4025"/>
-            <w:tcBorders>
-              <w:top w:val="single" w:sz="4" w:color="D9D9D9"/>
-              <w:left w:val="single" w:sz="4" w:color="D9D9D9"/>
-              <w:bottom w:val="single" w:sz="4" w:color="D9D9D9"/>
-              <w:right w:val="single" w:sz="4" w:color="D9D9D9"/>
-              <w:insideH w:val="single" w:sz="4" w:color="D9D9D9"/>
-              <w:insideV w:val="single" w:sz="4" w:color="D9D9D9"/>
-            </w:tcBorders>
+            <w:tcW w:type="dxa" w:w="4082"/>
             <w:shd w:fill="F2F5F7"/>
           </w:tcPr>
           <w:p>
             <w:pPr>
-              <w:spacing w:after="80" w:before="80"/>
+              <w:spacing w:before="80" w:after="80"/>
             </w:pPr>
             <w:r>
               <w:rPr>
@@ -1694,20 +1307,12 @@
         </w:trPr>
         <w:tc>
           <w:tcPr>
-            <w:tcW w:type="dxa" w:w="2381"/>
-            <w:tcBorders>
-              <w:top w:val="single" w:sz="4" w:color="D9D9D9"/>
-              <w:left w:val="single" w:sz="4" w:color="D9D9D9"/>
-              <w:bottom w:val="single" w:sz="4" w:color="D9D9D9"/>
-              <w:right w:val="single" w:sz="4" w:color="D9D9D9"/>
-              <w:insideH w:val="single" w:sz="4" w:color="D9D9D9"/>
-              <w:insideV w:val="single" w:sz="4" w:color="D9D9D9"/>
-            </w:tcBorders>
+            <w:tcW w:type="dxa" w:w="2324"/>
             <w:shd w:fill="FFFFFF"/>
           </w:tcPr>
           <w:p>
             <w:pPr>
-              <w:spacing w:after="80" w:before="80"/>
+              <w:spacing w:before="80" w:after="80"/>
             </w:pPr>
             <w:r>
               <w:rPr>
@@ -1722,19 +1327,11 @@
         <w:tc>
           <w:tcPr>
             <w:tcW w:type="dxa" w:w="3458"/>
-            <w:tcBorders>
-              <w:top w:val="single" w:sz="4" w:color="D9D9D9"/>
-              <w:left w:val="single" w:sz="4" w:color="D9D9D9"/>
-              <w:bottom w:val="single" w:sz="4" w:color="D9D9D9"/>
-              <w:right w:val="single" w:sz="4" w:color="D9D9D9"/>
-              <w:insideH w:val="single" w:sz="4" w:color="D9D9D9"/>
-              <w:insideV w:val="single" w:sz="4" w:color="D9D9D9"/>
-            </w:tcBorders>
             <w:shd w:fill="FFFFFF"/>
           </w:tcPr>
           <w:p>
             <w:pPr>
-              <w:spacing w:after="80" w:before="80"/>
+              <w:spacing w:before="80" w:after="80"/>
             </w:pPr>
             <w:r>
               <w:rPr>
@@ -1748,20 +1345,12 @@
         </w:tc>
         <w:tc>
           <w:tcPr>
-            <w:tcW w:type="dxa" w:w="4025"/>
-            <w:tcBorders>
-              <w:top w:val="single" w:sz="4" w:color="D9D9D9"/>
-              <w:left w:val="single" w:sz="4" w:color="D9D9D9"/>
-              <w:bottom w:val="single" w:sz="4" w:color="D9D9D9"/>
-              <w:right w:val="single" w:sz="4" w:color="D9D9D9"/>
-              <w:insideH w:val="single" w:sz="4" w:color="D9D9D9"/>
-              <w:insideV w:val="single" w:sz="4" w:color="D9D9D9"/>
-            </w:tcBorders>
+            <w:tcW w:type="dxa" w:w="4082"/>
             <w:shd w:fill="FFFFFF"/>
           </w:tcPr>
           <w:p>
             <w:pPr>
-              <w:spacing w:after="80" w:before="80"/>
+              <w:spacing w:before="80" w:after="80"/>
             </w:pPr>
             <w:r>
               <w:rPr>
@@ -1780,20 +1369,12 @@
         </w:trPr>
         <w:tc>
           <w:tcPr>
-            <w:tcW w:type="dxa" w:w="2381"/>
-            <w:tcBorders>
-              <w:top w:val="single" w:sz="4" w:color="D9D9D9"/>
-              <w:left w:val="single" w:sz="4" w:color="D9D9D9"/>
-              <w:bottom w:val="single" w:sz="4" w:color="D9D9D9"/>
-              <w:right w:val="single" w:sz="4" w:color="D9D9D9"/>
-              <w:insideH w:val="single" w:sz="4" w:color="D9D9D9"/>
-              <w:insideV w:val="single" w:sz="4" w:color="D9D9D9"/>
-            </w:tcBorders>
+            <w:tcW w:type="dxa" w:w="2324"/>
             <w:shd w:fill="F2F5F7"/>
           </w:tcPr>
           <w:p>
             <w:pPr>
-              <w:spacing w:after="80" w:before="80"/>
+              <w:spacing w:before="80" w:after="80"/>
             </w:pPr>
             <w:r>
               <w:rPr>
@@ -1808,19 +1389,11 @@
         <w:tc>
           <w:tcPr>
             <w:tcW w:type="dxa" w:w="3458"/>
-            <w:tcBorders>
-              <w:top w:val="single" w:sz="4" w:color="D9D9D9"/>
-              <w:left w:val="single" w:sz="4" w:color="D9D9D9"/>
-              <w:bottom w:val="single" w:sz="4" w:color="D9D9D9"/>
-              <w:right w:val="single" w:sz="4" w:color="D9D9D9"/>
-              <w:insideH w:val="single" w:sz="4" w:color="D9D9D9"/>
-              <w:insideV w:val="single" w:sz="4" w:color="D9D9D9"/>
-            </w:tcBorders>
             <w:shd w:fill="F2F5F7"/>
           </w:tcPr>
           <w:p>
             <w:pPr>
-              <w:spacing w:after="80" w:before="80"/>
+              <w:spacing w:before="80" w:after="80"/>
             </w:pPr>
             <w:r>
               <w:rPr>
@@ -1834,20 +1407,12 @@
         </w:tc>
         <w:tc>
           <w:tcPr>
-            <w:tcW w:type="dxa" w:w="4025"/>
-            <w:tcBorders>
-              <w:top w:val="single" w:sz="4" w:color="D9D9D9"/>
-              <w:left w:val="single" w:sz="4" w:color="D9D9D9"/>
-              <w:bottom w:val="single" w:sz="4" w:color="D9D9D9"/>
-              <w:right w:val="single" w:sz="4" w:color="D9D9D9"/>
-              <w:insideH w:val="single" w:sz="4" w:color="D9D9D9"/>
-              <w:insideV w:val="single" w:sz="4" w:color="D9D9D9"/>
-            </w:tcBorders>
+            <w:tcW w:type="dxa" w:w="4082"/>
             <w:shd w:fill="F2F5F7"/>
           </w:tcPr>
           <w:p>
             <w:pPr>
-              <w:spacing w:after="80" w:before="80"/>
+              <w:spacing w:before="80" w:after="80"/>
             </w:pPr>
             <w:r>
               <w:rPr>
@@ -1866,20 +1431,12 @@
         </w:trPr>
         <w:tc>
           <w:tcPr>
-            <w:tcW w:type="dxa" w:w="2381"/>
-            <w:tcBorders>
-              <w:top w:val="single" w:sz="4" w:color="D9D9D9"/>
-              <w:left w:val="single" w:sz="4" w:color="D9D9D9"/>
-              <w:bottom w:val="single" w:sz="4" w:color="D9D9D9"/>
-              <w:right w:val="single" w:sz="4" w:color="D9D9D9"/>
-              <w:insideH w:val="single" w:sz="4" w:color="D9D9D9"/>
-              <w:insideV w:val="single" w:sz="4" w:color="D9D9D9"/>
-            </w:tcBorders>
+            <w:tcW w:type="dxa" w:w="2324"/>
             <w:shd w:fill="FFFFFF"/>
           </w:tcPr>
           <w:p>
             <w:pPr>
-              <w:spacing w:after="80" w:before="80"/>
+              <w:spacing w:before="80" w:after="80"/>
             </w:pPr>
             <w:r>
               <w:rPr>
@@ -1894,19 +1451,11 @@
         <w:tc>
           <w:tcPr>
             <w:tcW w:type="dxa" w:w="3458"/>
-            <w:tcBorders>
-              <w:top w:val="single" w:sz="4" w:color="D9D9D9"/>
-              <w:left w:val="single" w:sz="4" w:color="D9D9D9"/>
-              <w:bottom w:val="single" w:sz="4" w:color="D9D9D9"/>
-              <w:right w:val="single" w:sz="4" w:color="D9D9D9"/>
-              <w:insideH w:val="single" w:sz="4" w:color="D9D9D9"/>
-              <w:insideV w:val="single" w:sz="4" w:color="D9D9D9"/>
-            </w:tcBorders>
             <w:shd w:fill="FFFFFF"/>
           </w:tcPr>
           <w:p>
             <w:pPr>
-              <w:spacing w:after="80" w:before="80"/>
+              <w:spacing w:before="80" w:after="80"/>
             </w:pPr>
             <w:r>
               <w:rPr>
@@ -1920,20 +1469,12 @@
         </w:tc>
         <w:tc>
           <w:tcPr>
-            <w:tcW w:type="dxa" w:w="4025"/>
-            <w:tcBorders>
-              <w:top w:val="single" w:sz="4" w:color="D9D9D9"/>
-              <w:left w:val="single" w:sz="4" w:color="D9D9D9"/>
-              <w:bottom w:val="single" w:sz="4" w:color="D9D9D9"/>
-              <w:right w:val="single" w:sz="4" w:color="D9D9D9"/>
-              <w:insideH w:val="single" w:sz="4" w:color="D9D9D9"/>
-              <w:insideV w:val="single" w:sz="4" w:color="D9D9D9"/>
-            </w:tcBorders>
+            <w:tcW w:type="dxa" w:w="4082"/>
             <w:shd w:fill="FFFFFF"/>
           </w:tcPr>
           <w:p>
             <w:pPr>
-              <w:spacing w:after="80" w:before="80"/>
+              <w:spacing w:before="80" w:after="80"/>
             </w:pPr>
             <w:r>
               <w:rPr>
@@ -1952,20 +1493,12 @@
         </w:trPr>
         <w:tc>
           <w:tcPr>
-            <w:tcW w:type="dxa" w:w="2381"/>
-            <w:tcBorders>
-              <w:top w:val="single" w:sz="4" w:color="D9D9D9"/>
-              <w:left w:val="single" w:sz="4" w:color="D9D9D9"/>
-              <w:bottom w:val="single" w:sz="4" w:color="D9D9D9"/>
-              <w:right w:val="single" w:sz="4" w:color="D9D9D9"/>
-              <w:insideH w:val="single" w:sz="4" w:color="D9D9D9"/>
-              <w:insideV w:val="single" w:sz="4" w:color="D9D9D9"/>
-            </w:tcBorders>
+            <w:tcW w:type="dxa" w:w="2324"/>
             <w:shd w:fill="F2F5F7"/>
           </w:tcPr>
           <w:p>
             <w:pPr>
-              <w:spacing w:after="80" w:before="80"/>
+              <w:spacing w:before="80" w:after="80"/>
             </w:pPr>
             <w:r>
               <w:rPr>
@@ -1980,19 +1513,11 @@
         <w:tc>
           <w:tcPr>
             <w:tcW w:type="dxa" w:w="3458"/>
-            <w:tcBorders>
-              <w:top w:val="single" w:sz="4" w:color="D9D9D9"/>
-              <w:left w:val="single" w:sz="4" w:color="D9D9D9"/>
-              <w:bottom w:val="single" w:sz="4" w:color="D9D9D9"/>
-              <w:right w:val="single" w:sz="4" w:color="D9D9D9"/>
-              <w:insideH w:val="single" w:sz="4" w:color="D9D9D9"/>
-              <w:insideV w:val="single" w:sz="4" w:color="D9D9D9"/>
-            </w:tcBorders>
             <w:shd w:fill="F2F5F7"/>
           </w:tcPr>
           <w:p>
             <w:pPr>
-              <w:spacing w:after="80" w:before="80"/>
+              <w:spacing w:before="80" w:after="80"/>
             </w:pPr>
             <w:r>
               <w:rPr>
@@ -2006,20 +1531,12 @@
         </w:tc>
         <w:tc>
           <w:tcPr>
-            <w:tcW w:type="dxa" w:w="4025"/>
-            <w:tcBorders>
-              <w:top w:val="single" w:sz="4" w:color="D9D9D9"/>
-              <w:left w:val="single" w:sz="4" w:color="D9D9D9"/>
-              <w:bottom w:val="single" w:sz="4" w:color="D9D9D9"/>
-              <w:right w:val="single" w:sz="4" w:color="D9D9D9"/>
-              <w:insideH w:val="single" w:sz="4" w:color="D9D9D9"/>
-              <w:insideV w:val="single" w:sz="4" w:color="D9D9D9"/>
-            </w:tcBorders>
+            <w:tcW w:type="dxa" w:w="4082"/>
             <w:shd w:fill="F2F5F7"/>
           </w:tcPr>
           <w:p>
             <w:pPr>
-              <w:spacing w:after="80" w:before="80"/>
+              <w:spacing w:before="80" w:after="80"/>
             </w:pPr>
             <w:r>
               <w:rPr>
@@ -2043,6 +1560,7 @@
       </w:r>
     </w:p>
     <w:p>
+      <w:pPr/>
       <w:r>
         <w:t>TransportRes, ResCapacity, TransportLane, LaneCarrier, Schedule, ScheduleStop, FreightAgree, FreightRate, FreightScale, FreightStage, FreightSettle, SettleItem.</w:t>
       </w:r>
@@ -2056,16 +1574,19 @@
       </w:r>
     </w:p>
     <w:p>
+      <w:pPr/>
       <w:r>
         <w:t>Root views do not provide complete freight units or freight orders. Items and stops are category-filtered native drafts. Route order, stages, quantity payload and bookings remain pending. Verify UUIDs and categories.</w:t>
       </w:r>
     </w:p>
     <w:p>
+      <w:pPr/>
       <w:r>
         <w:t>For full field mappings and source evidence, read the product manual, PROVENANCE.md and Native-Coverage.csv.</w:t>
       </w:r>
     </w:p>
     <w:p>
+      <w:pPr/>
       <w:r>
         <w:t>Products: tm_mig_src and tm_mig_s4</w:t>
       </w:r>
@@ -2084,6 +1605,7 @@
       </w:r>
     </w:p>
     <w:p>
+      <w:pPr/>
       <w:r>
         <w:t>7 native drafts; 7 pending structures. All SAP checks remain outstanding.</w:t>
       </w:r>
@@ -2095,31 +1617,23 @@
         <w:tblLook w:firstColumn="1" w:firstRow="1" w:lastColumn="0" w:lastRow="0" w:noHBand="0" w:noVBand="1" w:val="04A0"/>
       </w:tblPr>
       <w:tblGrid>
-        <w:gridCol w:w="2381"/>
-        <w:gridCol w:w="3458"/>
-        <w:gridCol w:w="4025"/>
+        <w:gridCol w:w="3289"/>
+        <w:gridCol w:w="3289"/>
+        <w:gridCol w:w="3289"/>
       </w:tblGrid>
       <w:tr>
         <w:trPr>
+          <w:cantSplit/>
           <w:tblHeader/>
-          <w:cantSplit/>
         </w:trPr>
         <w:tc>
           <w:tcPr>
-            <w:tcW w:type="dxa" w:w="2381"/>
-            <w:tcBorders>
-              <w:top w:val="single" w:sz="4" w:color="D9D9D9"/>
-              <w:left w:val="single" w:sz="4" w:color="D9D9D9"/>
-              <w:bottom w:val="single" w:sz="4" w:color="D9D9D9"/>
-              <w:right w:val="single" w:sz="4" w:color="D9D9D9"/>
-              <w:insideH w:val="single" w:sz="4" w:color="D9D9D9"/>
-              <w:insideV w:val="single" w:sz="4" w:color="D9D9D9"/>
-            </w:tcBorders>
+            <w:tcW w:type="dxa" w:w="2324"/>
             <w:shd w:fill="273D50"/>
           </w:tcPr>
           <w:p>
             <w:pPr>
-              <w:spacing w:after="80" w:before="80"/>
+              <w:spacing w:before="80" w:after="80"/>
             </w:pPr>
             <w:r>
               <w:rPr>
@@ -2134,19 +1648,11 @@
         <w:tc>
           <w:tcPr>
             <w:tcW w:type="dxa" w:w="3458"/>
-            <w:tcBorders>
-              <w:top w:val="single" w:sz="4" w:color="D9D9D9"/>
-              <w:left w:val="single" w:sz="4" w:color="D9D9D9"/>
-              <w:bottom w:val="single" w:sz="4" w:color="D9D9D9"/>
-              <w:right w:val="single" w:sz="4" w:color="D9D9D9"/>
-              <w:insideH w:val="single" w:sz="4" w:color="D9D9D9"/>
-              <w:insideV w:val="single" w:sz="4" w:color="D9D9D9"/>
-            </w:tcBorders>
             <w:shd w:fill="273D50"/>
           </w:tcPr>
           <w:p>
             <w:pPr>
-              <w:spacing w:after="80" w:before="80"/>
+              <w:spacing w:before="80" w:after="80"/>
             </w:pPr>
             <w:r>
               <w:rPr>
@@ -2160,20 +1666,12 @@
         </w:tc>
         <w:tc>
           <w:tcPr>
-            <w:tcW w:type="dxa" w:w="4025"/>
-            <w:tcBorders>
-              <w:top w:val="single" w:sz="4" w:color="D9D9D9"/>
-              <w:left w:val="single" w:sz="4" w:color="D9D9D9"/>
-              <w:bottom w:val="single" w:sz="4" w:color="D9D9D9"/>
-              <w:right w:val="single" w:sz="4" w:color="D9D9D9"/>
-              <w:insideH w:val="single" w:sz="4" w:color="D9D9D9"/>
-              <w:insideV w:val="single" w:sz="4" w:color="D9D9D9"/>
-            </w:tcBorders>
+            <w:tcW w:type="dxa" w:w="4082"/>
             <w:shd w:fill="273D50"/>
           </w:tcPr>
           <w:p>
             <w:pPr>
-              <w:spacing w:after="80" w:before="80"/>
+              <w:spacing w:before="80" w:after="80"/>
             </w:pPr>
             <w:r>
               <w:rPr>
@@ -2192,20 +1690,12 @@
         </w:trPr>
         <w:tc>
           <w:tcPr>
-            <w:tcW w:type="dxa" w:w="2381"/>
-            <w:tcBorders>
-              <w:top w:val="single" w:sz="4" w:color="D9D9D9"/>
-              <w:left w:val="single" w:sz="4" w:color="D9D9D9"/>
-              <w:bottom w:val="single" w:sz="4" w:color="D9D9D9"/>
-              <w:right w:val="single" w:sz="4" w:color="D9D9D9"/>
-              <w:insideH w:val="single" w:sz="4" w:color="D9D9D9"/>
-              <w:insideV w:val="single" w:sz="4" w:color="D9D9D9"/>
-            </w:tcBorders>
+            <w:tcW w:type="dxa" w:w="2324"/>
             <w:shd w:fill="F2F5F7"/>
           </w:tcPr>
           <w:p>
             <w:pPr>
-              <w:spacing w:after="80" w:before="80"/>
+              <w:spacing w:before="80" w:after="80"/>
             </w:pPr>
             <w:r>
               <w:rPr>
@@ -2220,19 +1710,11 @@
         <w:tc>
           <w:tcPr>
             <w:tcW w:type="dxa" w:w="3458"/>
-            <w:tcBorders>
-              <w:top w:val="single" w:sz="4" w:color="D9D9D9"/>
-              <w:left w:val="single" w:sz="4" w:color="D9D9D9"/>
-              <w:bottom w:val="single" w:sz="4" w:color="D9D9D9"/>
-              <w:right w:val="single" w:sz="4" w:color="D9D9D9"/>
-              <w:insideH w:val="single" w:sz="4" w:color="D9D9D9"/>
-              <w:insideV w:val="single" w:sz="4" w:color="D9D9D9"/>
-            </w:tcBorders>
             <w:shd w:fill="F2F5F7"/>
           </w:tcPr>
           <w:p>
             <w:pPr>
-              <w:spacing w:after="80" w:before="80"/>
+              <w:spacing w:before="80" w:after="80"/>
             </w:pPr>
             <w:r>
               <w:rPr>
@@ -2246,20 +1728,12 @@
         </w:tc>
         <w:tc>
           <w:tcPr>
-            <w:tcW w:type="dxa" w:w="4025"/>
-            <w:tcBorders>
-              <w:top w:val="single" w:sz="4" w:color="D9D9D9"/>
-              <w:left w:val="single" w:sz="4" w:color="D9D9D9"/>
-              <w:bottom w:val="single" w:sz="4" w:color="D9D9D9"/>
-              <w:right w:val="single" w:sz="4" w:color="D9D9D9"/>
-              <w:insideH w:val="single" w:sz="4" w:color="D9D9D9"/>
-              <w:insideV w:val="single" w:sz="4" w:color="D9D9D9"/>
-            </w:tcBorders>
+            <w:tcW w:type="dxa" w:w="4082"/>
             <w:shd w:fill="F2F5F7"/>
           </w:tcPr>
           <w:p>
             <w:pPr>
-              <w:spacing w:after="80" w:before="80"/>
+              <w:spacing w:before="80" w:after="80"/>
             </w:pPr>
             <w:r>
               <w:rPr>
@@ -2278,20 +1752,12 @@
         </w:trPr>
         <w:tc>
           <w:tcPr>
-            <w:tcW w:type="dxa" w:w="2381"/>
-            <w:tcBorders>
-              <w:top w:val="single" w:sz="4" w:color="D9D9D9"/>
-              <w:left w:val="single" w:sz="4" w:color="D9D9D9"/>
-              <w:bottom w:val="single" w:sz="4" w:color="D9D9D9"/>
-              <w:right w:val="single" w:sz="4" w:color="D9D9D9"/>
-              <w:insideH w:val="single" w:sz="4" w:color="D9D9D9"/>
-              <w:insideV w:val="single" w:sz="4" w:color="D9D9D9"/>
-            </w:tcBorders>
+            <w:tcW w:type="dxa" w:w="2324"/>
             <w:shd w:fill="FFFFFF"/>
           </w:tcPr>
           <w:p>
             <w:pPr>
-              <w:spacing w:after="80" w:before="80"/>
+              <w:spacing w:before="80" w:after="80"/>
             </w:pPr>
             <w:r>
               <w:rPr>
@@ -2306,19 +1772,11 @@
         <w:tc>
           <w:tcPr>
             <w:tcW w:type="dxa" w:w="3458"/>
-            <w:tcBorders>
-              <w:top w:val="single" w:sz="4" w:color="D9D9D9"/>
-              <w:left w:val="single" w:sz="4" w:color="D9D9D9"/>
-              <w:bottom w:val="single" w:sz="4" w:color="D9D9D9"/>
-              <w:right w:val="single" w:sz="4" w:color="D9D9D9"/>
-              <w:insideH w:val="single" w:sz="4" w:color="D9D9D9"/>
-              <w:insideV w:val="single" w:sz="4" w:color="D9D9D9"/>
-            </w:tcBorders>
             <w:shd w:fill="FFFFFF"/>
           </w:tcPr>
           <w:p>
             <w:pPr>
-              <w:spacing w:after="80" w:before="80"/>
+              <w:spacing w:before="80" w:after="80"/>
             </w:pPr>
             <w:r>
               <w:rPr>
@@ -2332,20 +1790,12 @@
         </w:tc>
         <w:tc>
           <w:tcPr>
-            <w:tcW w:type="dxa" w:w="4025"/>
-            <w:tcBorders>
-              <w:top w:val="single" w:sz="4" w:color="D9D9D9"/>
-              <w:left w:val="single" w:sz="4" w:color="D9D9D9"/>
-              <w:bottom w:val="single" w:sz="4" w:color="D9D9D9"/>
-              <w:right w:val="single" w:sz="4" w:color="D9D9D9"/>
-              <w:insideH w:val="single" w:sz="4" w:color="D9D9D9"/>
-              <w:insideV w:val="single" w:sz="4" w:color="D9D9D9"/>
-            </w:tcBorders>
+            <w:tcW w:type="dxa" w:w="4082"/>
             <w:shd w:fill="FFFFFF"/>
           </w:tcPr>
           <w:p>
             <w:pPr>
-              <w:spacing w:after="80" w:before="80"/>
+              <w:spacing w:before="80" w:after="80"/>
             </w:pPr>
             <w:r>
               <w:rPr>
@@ -2364,20 +1814,12 @@
         </w:trPr>
         <w:tc>
           <w:tcPr>
-            <w:tcW w:type="dxa" w:w="2381"/>
-            <w:tcBorders>
-              <w:top w:val="single" w:sz="4" w:color="D9D9D9"/>
-              <w:left w:val="single" w:sz="4" w:color="D9D9D9"/>
-              <w:bottom w:val="single" w:sz="4" w:color="D9D9D9"/>
-              <w:right w:val="single" w:sz="4" w:color="D9D9D9"/>
-              <w:insideH w:val="single" w:sz="4" w:color="D9D9D9"/>
-              <w:insideV w:val="single" w:sz="4" w:color="D9D9D9"/>
-            </w:tcBorders>
+            <w:tcW w:type="dxa" w:w="2324"/>
             <w:shd w:fill="F2F5F7"/>
           </w:tcPr>
           <w:p>
             <w:pPr>
-              <w:spacing w:after="80" w:before="80"/>
+              <w:spacing w:before="80" w:after="80"/>
             </w:pPr>
             <w:r>
               <w:rPr>
@@ -2392,19 +1834,11 @@
         <w:tc>
           <w:tcPr>
             <w:tcW w:type="dxa" w:w="3458"/>
-            <w:tcBorders>
-              <w:top w:val="single" w:sz="4" w:color="D9D9D9"/>
-              <w:left w:val="single" w:sz="4" w:color="D9D9D9"/>
-              <w:bottom w:val="single" w:sz="4" w:color="D9D9D9"/>
-              <w:right w:val="single" w:sz="4" w:color="D9D9D9"/>
-              <w:insideH w:val="single" w:sz="4" w:color="D9D9D9"/>
-              <w:insideV w:val="single" w:sz="4" w:color="D9D9D9"/>
-            </w:tcBorders>
             <w:shd w:fill="F2F5F7"/>
           </w:tcPr>
           <w:p>
             <w:pPr>
-              <w:spacing w:after="80" w:before="80"/>
+              <w:spacing w:before="80" w:after="80"/>
             </w:pPr>
             <w:r>
               <w:rPr>
@@ -2418,20 +1852,12 @@
         </w:tc>
         <w:tc>
           <w:tcPr>
-            <w:tcW w:type="dxa" w:w="4025"/>
-            <w:tcBorders>
-              <w:top w:val="single" w:sz="4" w:color="D9D9D9"/>
-              <w:left w:val="single" w:sz="4" w:color="D9D9D9"/>
-              <w:bottom w:val="single" w:sz="4" w:color="D9D9D9"/>
-              <w:right w:val="single" w:sz="4" w:color="D9D9D9"/>
-              <w:insideH w:val="single" w:sz="4" w:color="D9D9D9"/>
-              <w:insideV w:val="single" w:sz="4" w:color="D9D9D9"/>
-            </w:tcBorders>
+            <w:tcW w:type="dxa" w:w="4082"/>
             <w:shd w:fill="F2F5F7"/>
           </w:tcPr>
           <w:p>
             <w:pPr>
-              <w:spacing w:after="80" w:before="80"/>
+              <w:spacing w:before="80" w:after="80"/>
             </w:pPr>
             <w:r>
               <w:rPr>
@@ -2450,20 +1876,12 @@
         </w:trPr>
         <w:tc>
           <w:tcPr>
-            <w:tcW w:type="dxa" w:w="2381"/>
-            <w:tcBorders>
-              <w:top w:val="single" w:sz="4" w:color="D9D9D9"/>
-              <w:left w:val="single" w:sz="4" w:color="D9D9D9"/>
-              <w:bottom w:val="single" w:sz="4" w:color="D9D9D9"/>
-              <w:right w:val="single" w:sz="4" w:color="D9D9D9"/>
-              <w:insideH w:val="single" w:sz="4" w:color="D9D9D9"/>
-              <w:insideV w:val="single" w:sz="4" w:color="D9D9D9"/>
-            </w:tcBorders>
+            <w:tcW w:type="dxa" w:w="2324"/>
             <w:shd w:fill="FFFFFF"/>
           </w:tcPr>
           <w:p>
             <w:pPr>
-              <w:spacing w:after="80" w:before="80"/>
+              <w:spacing w:before="80" w:after="80"/>
             </w:pPr>
             <w:r>
               <w:rPr>
@@ -2478,19 +1896,11 @@
         <w:tc>
           <w:tcPr>
             <w:tcW w:type="dxa" w:w="3458"/>
-            <w:tcBorders>
-              <w:top w:val="single" w:sz="4" w:color="D9D9D9"/>
-              <w:left w:val="single" w:sz="4" w:color="D9D9D9"/>
-              <w:bottom w:val="single" w:sz="4" w:color="D9D9D9"/>
-              <w:right w:val="single" w:sz="4" w:color="D9D9D9"/>
-              <w:insideH w:val="single" w:sz="4" w:color="D9D9D9"/>
-              <w:insideV w:val="single" w:sz="4" w:color="D9D9D9"/>
-            </w:tcBorders>
             <w:shd w:fill="FFFFFF"/>
           </w:tcPr>
           <w:p>
             <w:pPr>
-              <w:spacing w:after="80" w:before="80"/>
+              <w:spacing w:before="80" w:after="80"/>
             </w:pPr>
             <w:r>
               <w:rPr>
@@ -2504,20 +1914,12 @@
         </w:tc>
         <w:tc>
           <w:tcPr>
-            <w:tcW w:type="dxa" w:w="4025"/>
-            <w:tcBorders>
-              <w:top w:val="single" w:sz="4" w:color="D9D9D9"/>
-              <w:left w:val="single" w:sz="4" w:color="D9D9D9"/>
-              <w:bottom w:val="single" w:sz="4" w:color="D9D9D9"/>
-              <w:right w:val="single" w:sz="4" w:color="D9D9D9"/>
-              <w:insideH w:val="single" w:sz="4" w:color="D9D9D9"/>
-              <w:insideV w:val="single" w:sz="4" w:color="D9D9D9"/>
-            </w:tcBorders>
+            <w:tcW w:type="dxa" w:w="4082"/>
             <w:shd w:fill="FFFFFF"/>
           </w:tcPr>
           <w:p>
             <w:pPr>
-              <w:spacing w:after="80" w:before="80"/>
+              <w:spacing w:before="80" w:after="80"/>
             </w:pPr>
             <w:r>
               <w:rPr>
@@ -2536,20 +1938,12 @@
         </w:trPr>
         <w:tc>
           <w:tcPr>
-            <w:tcW w:type="dxa" w:w="2381"/>
-            <w:tcBorders>
-              <w:top w:val="single" w:sz="4" w:color="D9D9D9"/>
-              <w:left w:val="single" w:sz="4" w:color="D9D9D9"/>
-              <w:bottom w:val="single" w:sz="4" w:color="D9D9D9"/>
-              <w:right w:val="single" w:sz="4" w:color="D9D9D9"/>
-              <w:insideH w:val="single" w:sz="4" w:color="D9D9D9"/>
-              <w:insideV w:val="single" w:sz="4" w:color="D9D9D9"/>
-            </w:tcBorders>
+            <w:tcW w:type="dxa" w:w="2324"/>
             <w:shd w:fill="F2F5F7"/>
           </w:tcPr>
           <w:p>
             <w:pPr>
-              <w:spacing w:after="80" w:before="80"/>
+              <w:spacing w:before="80" w:after="80"/>
             </w:pPr>
             <w:r>
               <w:rPr>
@@ -2564,19 +1958,11 @@
         <w:tc>
           <w:tcPr>
             <w:tcW w:type="dxa" w:w="3458"/>
-            <w:tcBorders>
-              <w:top w:val="single" w:sz="4" w:color="D9D9D9"/>
-              <w:left w:val="single" w:sz="4" w:color="D9D9D9"/>
-              <w:bottom w:val="single" w:sz="4" w:color="D9D9D9"/>
-              <w:right w:val="single" w:sz="4" w:color="D9D9D9"/>
-              <w:insideH w:val="single" w:sz="4" w:color="D9D9D9"/>
-              <w:insideV w:val="single" w:sz="4" w:color="D9D9D9"/>
-            </w:tcBorders>
             <w:shd w:fill="F2F5F7"/>
           </w:tcPr>
           <w:p>
             <w:pPr>
-              <w:spacing w:after="80" w:before="80"/>
+              <w:spacing w:before="80" w:after="80"/>
             </w:pPr>
             <w:r>
               <w:rPr>
@@ -2590,20 +1976,12 @@
         </w:tc>
         <w:tc>
           <w:tcPr>
-            <w:tcW w:type="dxa" w:w="4025"/>
-            <w:tcBorders>
-              <w:top w:val="single" w:sz="4" w:color="D9D9D9"/>
-              <w:left w:val="single" w:sz="4" w:color="D9D9D9"/>
-              <w:bottom w:val="single" w:sz="4" w:color="D9D9D9"/>
-              <w:right w:val="single" w:sz="4" w:color="D9D9D9"/>
-              <w:insideH w:val="single" w:sz="4" w:color="D9D9D9"/>
-              <w:insideV w:val="single" w:sz="4" w:color="D9D9D9"/>
-            </w:tcBorders>
+            <w:tcW w:type="dxa" w:w="4082"/>
             <w:shd w:fill="F2F5F7"/>
           </w:tcPr>
           <w:p>
             <w:pPr>
-              <w:spacing w:after="80" w:before="80"/>
+              <w:spacing w:before="80" w:after="80"/>
             </w:pPr>
             <w:r>
               <w:rPr>
@@ -2622,20 +2000,12 @@
         </w:trPr>
         <w:tc>
           <w:tcPr>
-            <w:tcW w:type="dxa" w:w="2381"/>
-            <w:tcBorders>
-              <w:top w:val="single" w:sz="4" w:color="D9D9D9"/>
-              <w:left w:val="single" w:sz="4" w:color="D9D9D9"/>
-              <w:bottom w:val="single" w:sz="4" w:color="D9D9D9"/>
-              <w:right w:val="single" w:sz="4" w:color="D9D9D9"/>
-              <w:insideH w:val="single" w:sz="4" w:color="D9D9D9"/>
-              <w:insideV w:val="single" w:sz="4" w:color="D9D9D9"/>
-            </w:tcBorders>
+            <w:tcW w:type="dxa" w:w="2324"/>
             <w:shd w:fill="FFFFFF"/>
           </w:tcPr>
           <w:p>
             <w:pPr>
-              <w:spacing w:after="80" w:before="80"/>
+              <w:spacing w:before="80" w:after="80"/>
             </w:pPr>
             <w:r>
               <w:rPr>
@@ -2650,19 +2020,11 @@
         <w:tc>
           <w:tcPr>
             <w:tcW w:type="dxa" w:w="3458"/>
-            <w:tcBorders>
-              <w:top w:val="single" w:sz="4" w:color="D9D9D9"/>
-              <w:left w:val="single" w:sz="4" w:color="D9D9D9"/>
-              <w:bottom w:val="single" w:sz="4" w:color="D9D9D9"/>
-              <w:right w:val="single" w:sz="4" w:color="D9D9D9"/>
-              <w:insideH w:val="single" w:sz="4" w:color="D9D9D9"/>
-              <w:insideV w:val="single" w:sz="4" w:color="D9D9D9"/>
-            </w:tcBorders>
             <w:shd w:fill="FFFFFF"/>
           </w:tcPr>
           <w:p>
             <w:pPr>
-              <w:spacing w:after="80" w:before="80"/>
+              <w:spacing w:before="80" w:after="80"/>
             </w:pPr>
             <w:r>
               <w:rPr>
@@ -2676,20 +2038,12 @@
         </w:tc>
         <w:tc>
           <w:tcPr>
-            <w:tcW w:type="dxa" w:w="4025"/>
-            <w:tcBorders>
-              <w:top w:val="single" w:sz="4" w:color="D9D9D9"/>
-              <w:left w:val="single" w:sz="4" w:color="D9D9D9"/>
-              <w:bottom w:val="single" w:sz="4" w:color="D9D9D9"/>
-              <w:right w:val="single" w:sz="4" w:color="D9D9D9"/>
-              <w:insideH w:val="single" w:sz="4" w:color="D9D9D9"/>
-              <w:insideV w:val="single" w:sz="4" w:color="D9D9D9"/>
-            </w:tcBorders>
+            <w:tcW w:type="dxa" w:w="4082"/>
             <w:shd w:fill="FFFFFF"/>
           </w:tcPr>
           <w:p>
             <w:pPr>
-              <w:spacing w:after="80" w:before="80"/>
+              <w:spacing w:before="80" w:after="80"/>
             </w:pPr>
             <w:r>
               <w:rPr>
@@ -2708,20 +2062,12 @@
         </w:trPr>
         <w:tc>
           <w:tcPr>
-            <w:tcW w:type="dxa" w:w="2381"/>
-            <w:tcBorders>
-              <w:top w:val="single" w:sz="4" w:color="D9D9D9"/>
-              <w:left w:val="single" w:sz="4" w:color="D9D9D9"/>
-              <w:bottom w:val="single" w:sz="4" w:color="D9D9D9"/>
-              <w:right w:val="single" w:sz="4" w:color="D9D9D9"/>
-              <w:insideH w:val="single" w:sz="4" w:color="D9D9D9"/>
-              <w:insideV w:val="single" w:sz="4" w:color="D9D9D9"/>
-            </w:tcBorders>
+            <w:tcW w:type="dxa" w:w="2324"/>
             <w:shd w:fill="F2F5F7"/>
           </w:tcPr>
           <w:p>
             <w:pPr>
-              <w:spacing w:after="80" w:before="80"/>
+              <w:spacing w:before="80" w:after="80"/>
             </w:pPr>
             <w:r>
               <w:rPr>
@@ -2736,19 +2082,11 @@
         <w:tc>
           <w:tcPr>
             <w:tcW w:type="dxa" w:w="3458"/>
-            <w:tcBorders>
-              <w:top w:val="single" w:sz="4" w:color="D9D9D9"/>
-              <w:left w:val="single" w:sz="4" w:color="D9D9D9"/>
-              <w:bottom w:val="single" w:sz="4" w:color="D9D9D9"/>
-              <w:right w:val="single" w:sz="4" w:color="D9D9D9"/>
-              <w:insideH w:val="single" w:sz="4" w:color="D9D9D9"/>
-              <w:insideV w:val="single" w:sz="4" w:color="D9D9D9"/>
-            </w:tcBorders>
             <w:shd w:fill="F2F5F7"/>
           </w:tcPr>
           <w:p>
             <w:pPr>
-              <w:spacing w:after="80" w:before="80"/>
+              <w:spacing w:before="80" w:after="80"/>
             </w:pPr>
             <w:r>
               <w:rPr>
@@ -2762,20 +2100,12 @@
         </w:tc>
         <w:tc>
           <w:tcPr>
-            <w:tcW w:type="dxa" w:w="4025"/>
-            <w:tcBorders>
-              <w:top w:val="single" w:sz="4" w:color="D9D9D9"/>
-              <w:left w:val="single" w:sz="4" w:color="D9D9D9"/>
-              <w:bottom w:val="single" w:sz="4" w:color="D9D9D9"/>
-              <w:right w:val="single" w:sz="4" w:color="D9D9D9"/>
-              <w:insideH w:val="single" w:sz="4" w:color="D9D9D9"/>
-              <w:insideV w:val="single" w:sz="4" w:color="D9D9D9"/>
-            </w:tcBorders>
+            <w:tcW w:type="dxa" w:w="4082"/>
             <w:shd w:fill="F2F5F7"/>
           </w:tcPr>
           <w:p>
             <w:pPr>
-              <w:spacing w:after="80" w:before="80"/>
+              <w:spacing w:before="80" w:after="80"/>
             </w:pPr>
             <w:r>
               <w:rPr>
@@ -2799,6 +2129,7 @@
       </w:r>
     </w:p>
     <w:p>
+      <w:pPr/>
       <w:r>
         <w:t>CreditRelation, CollectProfile, CollectSegment, CollectTask, PromiseItem, DisputeItem, CaseAttachment.</w:t>
       </w:r>
@@ -2812,16 +2143,19 @@
       </w:r>
     </w:p>
     <w:p>
+      <w:pPr/>
       <w:r>
         <w:t>Credit exposure, promise and dispute amounts carry their stored currency. Credit-limit currency context, invoice relations and attachments remain pending. General case attributes include multiple case types.</w:t>
       </w:r>
     </w:p>
     <w:p>
+      <w:pPr/>
       <w:r>
         <w:t>For full field mappings and source evidence, read the product manual, PROVENANCE.md and Native-Coverage.csv.</w:t>
       </w:r>
     </w:p>
     <w:p>
+      <w:pPr/>
       <w:r>
         <w:t>Products: fscm_mig_src and fscm_mig_s4</w:t>
       </w:r>
@@ -2840,6 +2174,7 @@
       </w:r>
     </w:p>
     <w:p>
+      <w:pPr/>
       <w:r>
         <w:t>6 native drafts; 17 pending structures. All SAP checks remain outstanding.</w:t>
       </w:r>
@@ -2851,31 +2186,23 @@
         <w:tblLook w:firstColumn="1" w:firstRow="1" w:lastColumn="0" w:lastRow="0" w:noHBand="0" w:noVBand="1" w:val="04A0"/>
       </w:tblPr>
       <w:tblGrid>
-        <w:gridCol w:w="2381"/>
-        <w:gridCol w:w="3458"/>
-        <w:gridCol w:w="4025"/>
+        <w:gridCol w:w="3289"/>
+        <w:gridCol w:w="3289"/>
+        <w:gridCol w:w="3289"/>
       </w:tblGrid>
       <w:tr>
         <w:trPr>
+          <w:cantSplit/>
           <w:tblHeader/>
-          <w:cantSplit/>
         </w:trPr>
         <w:tc>
           <w:tcPr>
-            <w:tcW w:type="dxa" w:w="2381"/>
-            <w:tcBorders>
-              <w:top w:val="single" w:sz="4" w:color="D9D9D9"/>
-              <w:left w:val="single" w:sz="4" w:color="D9D9D9"/>
-              <w:bottom w:val="single" w:sz="4" w:color="D9D9D9"/>
-              <w:right w:val="single" w:sz="4" w:color="D9D9D9"/>
-              <w:insideH w:val="single" w:sz="4" w:color="D9D9D9"/>
-              <w:insideV w:val="single" w:sz="4" w:color="D9D9D9"/>
-            </w:tcBorders>
+            <w:tcW w:type="dxa" w:w="2324"/>
             <w:shd w:fill="273D50"/>
           </w:tcPr>
           <w:p>
             <w:pPr>
-              <w:spacing w:after="80" w:before="80"/>
+              <w:spacing w:before="80" w:after="80"/>
             </w:pPr>
             <w:r>
               <w:rPr>
@@ -2890,19 +2217,11 @@
         <w:tc>
           <w:tcPr>
             <w:tcW w:type="dxa" w:w="3458"/>
-            <w:tcBorders>
-              <w:top w:val="single" w:sz="4" w:color="D9D9D9"/>
-              <w:left w:val="single" w:sz="4" w:color="D9D9D9"/>
-              <w:bottom w:val="single" w:sz="4" w:color="D9D9D9"/>
-              <w:right w:val="single" w:sz="4" w:color="D9D9D9"/>
-              <w:insideH w:val="single" w:sz="4" w:color="D9D9D9"/>
-              <w:insideV w:val="single" w:sz="4" w:color="D9D9D9"/>
-            </w:tcBorders>
             <w:shd w:fill="273D50"/>
           </w:tcPr>
           <w:p>
             <w:pPr>
-              <w:spacing w:after="80" w:before="80"/>
+              <w:spacing w:before="80" w:after="80"/>
             </w:pPr>
             <w:r>
               <w:rPr>
@@ -2916,20 +2235,12 @@
         </w:tc>
         <w:tc>
           <w:tcPr>
-            <w:tcW w:type="dxa" w:w="4025"/>
-            <w:tcBorders>
-              <w:top w:val="single" w:sz="4" w:color="D9D9D9"/>
-              <w:left w:val="single" w:sz="4" w:color="D9D9D9"/>
-              <w:bottom w:val="single" w:sz="4" w:color="D9D9D9"/>
-              <w:right w:val="single" w:sz="4" w:color="D9D9D9"/>
-              <w:insideH w:val="single" w:sz="4" w:color="D9D9D9"/>
-              <w:insideV w:val="single" w:sz="4" w:color="D9D9D9"/>
-            </w:tcBorders>
+            <w:tcW w:type="dxa" w:w="4082"/>
             <w:shd w:fill="273D50"/>
           </w:tcPr>
           <w:p>
             <w:pPr>
-              <w:spacing w:after="80" w:before="80"/>
+              <w:spacing w:before="80" w:after="80"/>
             </w:pPr>
             <w:r>
               <w:rPr>
@@ -2948,20 +2259,12 @@
         </w:trPr>
         <w:tc>
           <w:tcPr>
-            <w:tcW w:type="dxa" w:w="2381"/>
-            <w:tcBorders>
-              <w:top w:val="single" w:sz="4" w:color="D9D9D9"/>
-              <w:left w:val="single" w:sz="4" w:color="D9D9D9"/>
-              <w:bottom w:val="single" w:sz="4" w:color="D9D9D9"/>
-              <w:right w:val="single" w:sz="4" w:color="D9D9D9"/>
-              <w:insideH w:val="single" w:sz="4" w:color="D9D9D9"/>
-              <w:insideV w:val="single" w:sz="4" w:color="D9D9D9"/>
-            </w:tcBorders>
+            <w:tcW w:type="dxa" w:w="2324"/>
             <w:shd w:fill="F2F5F7"/>
           </w:tcPr>
           <w:p>
             <w:pPr>
-              <w:spacing w:after="80" w:before="80"/>
+              <w:spacing w:before="80" w:after="80"/>
             </w:pPr>
             <w:r>
               <w:rPr>
@@ -2976,19 +2279,11 @@
         <w:tc>
           <w:tcPr>
             <w:tcW w:type="dxa" w:w="3458"/>
-            <w:tcBorders>
-              <w:top w:val="single" w:sz="4" w:color="D9D9D9"/>
-              <w:left w:val="single" w:sz="4" w:color="D9D9D9"/>
-              <w:bottom w:val="single" w:sz="4" w:color="D9D9D9"/>
-              <w:right w:val="single" w:sz="4" w:color="D9D9D9"/>
-              <w:insideH w:val="single" w:sz="4" w:color="D9D9D9"/>
-              <w:insideV w:val="single" w:sz="4" w:color="D9D9D9"/>
-            </w:tcBorders>
             <w:shd w:fill="F2F5F7"/>
           </w:tcPr>
           <w:p>
             <w:pPr>
-              <w:spacing w:after="80" w:before="80"/>
+              <w:spacing w:before="80" w:after="80"/>
             </w:pPr>
             <w:r>
               <w:rPr>
@@ -3002,20 +2297,12 @@
         </w:tc>
         <w:tc>
           <w:tcPr>
-            <w:tcW w:type="dxa" w:w="4025"/>
-            <w:tcBorders>
-              <w:top w:val="single" w:sz="4" w:color="D9D9D9"/>
-              <w:left w:val="single" w:sz="4" w:color="D9D9D9"/>
-              <w:bottom w:val="single" w:sz="4" w:color="D9D9D9"/>
-              <w:right w:val="single" w:sz="4" w:color="D9D9D9"/>
-              <w:insideH w:val="single" w:sz="4" w:color="D9D9D9"/>
-              <w:insideV w:val="single" w:sz="4" w:color="D9D9D9"/>
-            </w:tcBorders>
+            <w:tcW w:type="dxa" w:w="4082"/>
             <w:shd w:fill="F2F5F7"/>
           </w:tcPr>
           <w:p>
             <w:pPr>
-              <w:spacing w:after="80" w:before="80"/>
+              <w:spacing w:before="80" w:after="80"/>
             </w:pPr>
             <w:r>
               <w:rPr>
@@ -3034,20 +2321,12 @@
         </w:trPr>
         <w:tc>
           <w:tcPr>
-            <w:tcW w:type="dxa" w:w="2381"/>
-            <w:tcBorders>
-              <w:top w:val="single" w:sz="4" w:color="D9D9D9"/>
-              <w:left w:val="single" w:sz="4" w:color="D9D9D9"/>
-              <w:bottom w:val="single" w:sz="4" w:color="D9D9D9"/>
-              <w:right w:val="single" w:sz="4" w:color="D9D9D9"/>
-              <w:insideH w:val="single" w:sz="4" w:color="D9D9D9"/>
-              <w:insideV w:val="single" w:sz="4" w:color="D9D9D9"/>
-            </w:tcBorders>
+            <w:tcW w:type="dxa" w:w="2324"/>
             <w:shd w:fill="FFFFFF"/>
           </w:tcPr>
           <w:p>
             <w:pPr>
-              <w:spacing w:after="80" w:before="80"/>
+              <w:spacing w:before="80" w:after="80"/>
             </w:pPr>
             <w:r>
               <w:rPr>
@@ -3062,19 +2341,11 @@
         <w:tc>
           <w:tcPr>
             <w:tcW w:type="dxa" w:w="3458"/>
-            <w:tcBorders>
-              <w:top w:val="single" w:sz="4" w:color="D9D9D9"/>
-              <w:left w:val="single" w:sz="4" w:color="D9D9D9"/>
-              <w:bottom w:val="single" w:sz="4" w:color="D9D9D9"/>
-              <w:right w:val="single" w:sz="4" w:color="D9D9D9"/>
-              <w:insideH w:val="single" w:sz="4" w:color="D9D9D9"/>
-              <w:insideV w:val="single" w:sz="4" w:color="D9D9D9"/>
-            </w:tcBorders>
             <w:shd w:fill="FFFFFF"/>
           </w:tcPr>
           <w:p>
             <w:pPr>
-              <w:spacing w:after="80" w:before="80"/>
+              <w:spacing w:before="80" w:after="80"/>
             </w:pPr>
             <w:r>
               <w:rPr>
@@ -3088,20 +2359,12 @@
         </w:tc>
         <w:tc>
           <w:tcPr>
-            <w:tcW w:type="dxa" w:w="4025"/>
-            <w:tcBorders>
-              <w:top w:val="single" w:sz="4" w:color="D9D9D9"/>
-              <w:left w:val="single" w:sz="4" w:color="D9D9D9"/>
-              <w:bottom w:val="single" w:sz="4" w:color="D9D9D9"/>
-              <w:right w:val="single" w:sz="4" w:color="D9D9D9"/>
-              <w:insideH w:val="single" w:sz="4" w:color="D9D9D9"/>
-              <w:insideV w:val="single" w:sz="4" w:color="D9D9D9"/>
-            </w:tcBorders>
+            <w:tcW w:type="dxa" w:w="4082"/>
             <w:shd w:fill="FFFFFF"/>
           </w:tcPr>
           <w:p>
             <w:pPr>
-              <w:spacing w:after="80" w:before="80"/>
+              <w:spacing w:before="80" w:after="80"/>
             </w:pPr>
             <w:r>
               <w:rPr>
@@ -3120,20 +2383,12 @@
         </w:trPr>
         <w:tc>
           <w:tcPr>
-            <w:tcW w:type="dxa" w:w="2381"/>
-            <w:tcBorders>
-              <w:top w:val="single" w:sz="4" w:color="D9D9D9"/>
-              <w:left w:val="single" w:sz="4" w:color="D9D9D9"/>
-              <w:bottom w:val="single" w:sz="4" w:color="D9D9D9"/>
-              <w:right w:val="single" w:sz="4" w:color="D9D9D9"/>
-              <w:insideH w:val="single" w:sz="4" w:color="D9D9D9"/>
-              <w:insideV w:val="single" w:sz="4" w:color="D9D9D9"/>
-            </w:tcBorders>
+            <w:tcW w:type="dxa" w:w="2324"/>
             <w:shd w:fill="F2F5F7"/>
           </w:tcPr>
           <w:p>
             <w:pPr>
-              <w:spacing w:after="80" w:before="80"/>
+              <w:spacing w:before="80" w:after="80"/>
             </w:pPr>
             <w:r>
               <w:rPr>
@@ -3148,19 +2403,11 @@
         <w:tc>
           <w:tcPr>
             <w:tcW w:type="dxa" w:w="3458"/>
-            <w:tcBorders>
-              <w:top w:val="single" w:sz="4" w:color="D9D9D9"/>
-              <w:left w:val="single" w:sz="4" w:color="D9D9D9"/>
-              <w:bottom w:val="single" w:sz="4" w:color="D9D9D9"/>
-              <w:right w:val="single" w:sz="4" w:color="D9D9D9"/>
-              <w:insideH w:val="single" w:sz="4" w:color="D9D9D9"/>
-              <w:insideV w:val="single" w:sz="4" w:color="D9D9D9"/>
-            </w:tcBorders>
             <w:shd w:fill="F2F5F7"/>
           </w:tcPr>
           <w:p>
             <w:pPr>
-              <w:spacing w:after="80" w:before="80"/>
+              <w:spacing w:before="80" w:after="80"/>
             </w:pPr>
             <w:r>
               <w:rPr>
@@ -3174,20 +2421,12 @@
         </w:tc>
         <w:tc>
           <w:tcPr>
-            <w:tcW w:type="dxa" w:w="4025"/>
-            <w:tcBorders>
-              <w:top w:val="single" w:sz="4" w:color="D9D9D9"/>
-              <w:left w:val="single" w:sz="4" w:color="D9D9D9"/>
-              <w:bottom w:val="single" w:sz="4" w:color="D9D9D9"/>
-              <w:right w:val="single" w:sz="4" w:color="D9D9D9"/>
-              <w:insideH w:val="single" w:sz="4" w:color="D9D9D9"/>
-              <w:insideV w:val="single" w:sz="4" w:color="D9D9D9"/>
-            </w:tcBorders>
+            <w:tcW w:type="dxa" w:w="4082"/>
             <w:shd w:fill="F2F5F7"/>
           </w:tcPr>
           <w:p>
             <w:pPr>
-              <w:spacing w:after="80" w:before="80"/>
+              <w:spacing w:before="80" w:after="80"/>
             </w:pPr>
             <w:r>
               <w:rPr>
@@ -3206,20 +2445,12 @@
         </w:trPr>
         <w:tc>
           <w:tcPr>
-            <w:tcW w:type="dxa" w:w="2381"/>
-            <w:tcBorders>
-              <w:top w:val="single" w:sz="4" w:color="D9D9D9"/>
-              <w:left w:val="single" w:sz="4" w:color="D9D9D9"/>
-              <w:bottom w:val="single" w:sz="4" w:color="D9D9D9"/>
-              <w:right w:val="single" w:sz="4" w:color="D9D9D9"/>
-              <w:insideH w:val="single" w:sz="4" w:color="D9D9D9"/>
-              <w:insideV w:val="single" w:sz="4" w:color="D9D9D9"/>
-            </w:tcBorders>
+            <w:tcW w:type="dxa" w:w="2324"/>
             <w:shd w:fill="FFFFFF"/>
           </w:tcPr>
           <w:p>
             <w:pPr>
-              <w:spacing w:after="80" w:before="80"/>
+              <w:spacing w:before="80" w:after="80"/>
             </w:pPr>
             <w:r>
               <w:rPr>
@@ -3234,19 +2465,11 @@
         <w:tc>
           <w:tcPr>
             <w:tcW w:type="dxa" w:w="3458"/>
-            <w:tcBorders>
-              <w:top w:val="single" w:sz="4" w:color="D9D9D9"/>
-              <w:left w:val="single" w:sz="4" w:color="D9D9D9"/>
-              <w:bottom w:val="single" w:sz="4" w:color="D9D9D9"/>
-              <w:right w:val="single" w:sz="4" w:color="D9D9D9"/>
-              <w:insideH w:val="single" w:sz="4" w:color="D9D9D9"/>
-              <w:insideV w:val="single" w:sz="4" w:color="D9D9D9"/>
-            </w:tcBorders>
             <w:shd w:fill="FFFFFF"/>
           </w:tcPr>
           <w:p>
             <w:pPr>
-              <w:spacing w:after="80" w:before="80"/>
+              <w:spacing w:before="80" w:after="80"/>
             </w:pPr>
             <w:r>
               <w:rPr>
@@ -3260,20 +2483,12 @@
         </w:tc>
         <w:tc>
           <w:tcPr>
-            <w:tcW w:type="dxa" w:w="4025"/>
-            <w:tcBorders>
-              <w:top w:val="single" w:sz="4" w:color="D9D9D9"/>
-              <w:left w:val="single" w:sz="4" w:color="D9D9D9"/>
-              <w:bottom w:val="single" w:sz="4" w:color="D9D9D9"/>
-              <w:right w:val="single" w:sz="4" w:color="D9D9D9"/>
-              <w:insideH w:val="single" w:sz="4" w:color="D9D9D9"/>
-              <w:insideV w:val="single" w:sz="4" w:color="D9D9D9"/>
-            </w:tcBorders>
+            <w:tcW w:type="dxa" w:w="4082"/>
             <w:shd w:fill="FFFFFF"/>
           </w:tcPr>
           <w:p>
             <w:pPr>
-              <w:spacing w:after="80" w:before="80"/>
+              <w:spacing w:before="80" w:after="80"/>
             </w:pPr>
             <w:r>
               <w:rPr>
@@ -3292,20 +2507,12 @@
         </w:trPr>
         <w:tc>
           <w:tcPr>
-            <w:tcW w:type="dxa" w:w="2381"/>
-            <w:tcBorders>
-              <w:top w:val="single" w:sz="4" w:color="D9D9D9"/>
-              <w:left w:val="single" w:sz="4" w:color="D9D9D9"/>
-              <w:bottom w:val="single" w:sz="4" w:color="D9D9D9"/>
-              <w:right w:val="single" w:sz="4" w:color="D9D9D9"/>
-              <w:insideH w:val="single" w:sz="4" w:color="D9D9D9"/>
-              <w:insideV w:val="single" w:sz="4" w:color="D9D9D9"/>
-            </w:tcBorders>
+            <w:tcW w:type="dxa" w:w="2324"/>
             <w:shd w:fill="F2F5F7"/>
           </w:tcPr>
           <w:p>
             <w:pPr>
-              <w:spacing w:after="80" w:before="80"/>
+              <w:spacing w:before="80" w:after="80"/>
             </w:pPr>
             <w:r>
               <w:rPr>
@@ -3320,19 +2527,11 @@
         <w:tc>
           <w:tcPr>
             <w:tcW w:type="dxa" w:w="3458"/>
-            <w:tcBorders>
-              <w:top w:val="single" w:sz="4" w:color="D9D9D9"/>
-              <w:left w:val="single" w:sz="4" w:color="D9D9D9"/>
-              <w:bottom w:val="single" w:sz="4" w:color="D9D9D9"/>
-              <w:right w:val="single" w:sz="4" w:color="D9D9D9"/>
-              <w:insideH w:val="single" w:sz="4" w:color="D9D9D9"/>
-              <w:insideV w:val="single" w:sz="4" w:color="D9D9D9"/>
-            </w:tcBorders>
             <w:shd w:fill="F2F5F7"/>
           </w:tcPr>
           <w:p>
             <w:pPr>
-              <w:spacing w:after="80" w:before="80"/>
+              <w:spacing w:before="80" w:after="80"/>
             </w:pPr>
             <w:r>
               <w:rPr>
@@ -3346,20 +2545,12 @@
         </w:tc>
         <w:tc>
           <w:tcPr>
-            <w:tcW w:type="dxa" w:w="4025"/>
-            <w:tcBorders>
-              <w:top w:val="single" w:sz="4" w:color="D9D9D9"/>
-              <w:left w:val="single" w:sz="4" w:color="D9D9D9"/>
-              <w:bottom w:val="single" w:sz="4" w:color="D9D9D9"/>
-              <w:right w:val="single" w:sz="4" w:color="D9D9D9"/>
-              <w:insideH w:val="single" w:sz="4" w:color="D9D9D9"/>
-              <w:insideV w:val="single" w:sz="4" w:color="D9D9D9"/>
-            </w:tcBorders>
+            <w:tcW w:type="dxa" w:w="4082"/>
             <w:shd w:fill="F2F5F7"/>
           </w:tcPr>
           <w:p>
             <w:pPr>
-              <w:spacing w:after="80" w:before="80"/>
+              <w:spacing w:before="80" w:after="80"/>
             </w:pPr>
             <w:r>
               <w:rPr>
@@ -3378,20 +2569,12 @@
         </w:trPr>
         <w:tc>
           <w:tcPr>
-            <w:tcW w:type="dxa" w:w="2381"/>
-            <w:tcBorders>
-              <w:top w:val="single" w:sz="4" w:color="D9D9D9"/>
-              <w:left w:val="single" w:sz="4" w:color="D9D9D9"/>
-              <w:bottom w:val="single" w:sz="4" w:color="D9D9D9"/>
-              <w:right w:val="single" w:sz="4" w:color="D9D9D9"/>
-              <w:insideH w:val="single" w:sz="4" w:color="D9D9D9"/>
-              <w:insideV w:val="single" w:sz="4" w:color="D9D9D9"/>
-            </w:tcBorders>
+            <w:tcW w:type="dxa" w:w="2324"/>
             <w:shd w:fill="FFFFFF"/>
           </w:tcPr>
           <w:p>
             <w:pPr>
-              <w:spacing w:after="80" w:before="80"/>
+              <w:spacing w:before="80" w:after="80"/>
             </w:pPr>
             <w:r>
               <w:rPr>
@@ -3406,19 +2589,11 @@
         <w:tc>
           <w:tcPr>
             <w:tcW w:type="dxa" w:w="3458"/>
-            <w:tcBorders>
-              <w:top w:val="single" w:sz="4" w:color="D9D9D9"/>
-              <w:left w:val="single" w:sz="4" w:color="D9D9D9"/>
-              <w:bottom w:val="single" w:sz="4" w:color="D9D9D9"/>
-              <w:right w:val="single" w:sz="4" w:color="D9D9D9"/>
-              <w:insideH w:val="single" w:sz="4" w:color="D9D9D9"/>
-              <w:insideV w:val="single" w:sz="4" w:color="D9D9D9"/>
-            </w:tcBorders>
             <w:shd w:fill="FFFFFF"/>
           </w:tcPr>
           <w:p>
             <w:pPr>
-              <w:spacing w:after="80" w:before="80"/>
+              <w:spacing w:before="80" w:after="80"/>
             </w:pPr>
             <w:r>
               <w:rPr>
@@ -3432,20 +2607,12 @@
         </w:tc>
         <w:tc>
           <w:tcPr>
-            <w:tcW w:type="dxa" w:w="4025"/>
-            <w:tcBorders>
-              <w:top w:val="single" w:sz="4" w:color="D9D9D9"/>
-              <w:left w:val="single" w:sz="4" w:color="D9D9D9"/>
-              <w:bottom w:val="single" w:sz="4" w:color="D9D9D9"/>
-              <w:right w:val="single" w:sz="4" w:color="D9D9D9"/>
-              <w:insideH w:val="single" w:sz="4" w:color="D9D9D9"/>
-              <w:insideV w:val="single" w:sz="4" w:color="D9D9D9"/>
-            </w:tcBorders>
+            <w:tcW w:type="dxa" w:w="4082"/>
             <w:shd w:fill="FFFFFF"/>
           </w:tcPr>
           <w:p>
             <w:pPr>
-              <w:spacing w:after="80" w:before="80"/>
+              <w:spacing w:before="80" w:after="80"/>
             </w:pPr>
             <w:r>
               <w:rPr>
@@ -3469,6 +2636,7 @@
       </w:r>
     </w:p>
     <w:p>
+      <w:pPr/>
       <w:r>
         <w:t>EHSLocation, EHSLocHierarchy, ChemicalProp, PropertyUnit, SpecProperty, IncidentPerson, RiskAssessment, RiskHazard, RiskControl, DataClassifier, DataCollection, Measurement, ComplianceReq, ComplianceScen, ComplianceLink, DangerousGoods, DGTransport.</w:t>
       </w:r>
@@ -3482,16 +2650,19 @@
       </w:r>
     </w:p>
     <w:p>
+      <w:pPr/>
       <w:r>
         <w:t>RECN and ACTN retain change-state identity. No unverified current-record filter is applied. Phrases supply header/assignment data; multilingual text and properties remain pending. Incident and action roots are supplied; action-to-incident reference resolution, people and risk/environmental/compliance models remain pending.</w:t>
       </w:r>
     </w:p>
     <w:p>
+      <w:pPr/>
       <w:r>
         <w:t>For full field mappings and source evidence, read the product manual, PROVENANCE.md and Native-Coverage.csv.</w:t>
       </w:r>
     </w:p>
     <w:p>
+      <w:pPr/>
       <w:r>
         <w:t>Products: ehs_mig_src and ehs_mig_s4</w:t>
       </w:r>
@@ -3870,7 +3041,7 @@
     <w:qFormat/>
     <w:rsid w:val="00FC693F"/>
     <w:pPr>
-      <w:spacing w:after="140" w:line="264" w:lineRule="auto"/>
+      <w:spacing w:line="276" w:lineRule="auto" w:after="140"/>
     </w:pPr>
     <w:rPr>
       <w:rFonts w:ascii="Calibri" w:hAnsi="Calibri"/>
@@ -3933,7 +3104,7 @@
     <w:pPr>
       <w:keepNext/>
       <w:keepLines/>
-      <w:spacing w:before="480" w:after="0"/>
+      <w:spacing w:before="480" w:after="140" w:line="276" w:lineRule="auto"/>
       <w:outlineLvl w:val="0"/>
     </w:pPr>
     <w:rPr>
@@ -3957,7 +3128,7 @@
     <w:pPr>
       <w:keepNext/>
       <w:keepLines/>
-      <w:spacing w:before="200" w:after="0"/>
+      <w:spacing w:before="200" w:after="140" w:line="276" w:lineRule="auto"/>
       <w:outlineLvl w:val="1"/>
     </w:pPr>
     <w:rPr>
@@ -4219,7 +3390,7 @@
     <w:qFormat/>
     <w:rsid w:val="00FC693F"/>
     <w:pPr>
-      <w:spacing w:after="300" w:line="240" w:lineRule="auto"/>
+      <w:spacing w:after="140" w:line="276" w:lineRule="auto"/>
       <w:contextualSpacing/>
     </w:pPr>
     <w:rPr>
@@ -4227,7 +3398,7 @@
       <w:color w:val="000000"/>
       <w:spacing w:val="5"/>
       <w:kern w:val="28"/>
-      <w:sz w:val="48"/>
+      <w:sz w:val="46"/>
       <w:szCs w:val="52"/>
     </w:rPr>
   </w:style>
@@ -4260,10 +3431,10 @@
       </w:numPr>
     </w:pPr>
     <w:rPr>
-      <w:rFonts w:asciiTheme="majorHAnsi" w:eastAsiaTheme="majorEastAsia" w:hAnsiTheme="majorHAnsi" w:cstheme="majorBidi" w:ascii="Calibri" w:hAnsi="Calibri"/>
+      <w:rFonts w:asciiTheme="majorHAnsi" w:eastAsiaTheme="majorEastAsia" w:hAnsiTheme="majorHAnsi" w:cstheme="majorBidi"/>
       <w:i/>
       <w:iCs/>
-      <w:color w:val="000000"/>
+      <w:color w:val="4F81BD" w:themeColor="accent1"/>
       <w:spacing w:val="15"/>
       <w:sz w:val="24"/>
       <w:szCs w:val="24"/>
